--- a/Industrial AI - Part II .docx
+++ b/Industrial AI - Part II .docx
@@ -216,7 +216,13 @@
         <w:spacing w:after="120"/>
       </w:pPr>
       <w:r>
-        <w:t xml:space="preserve">Point cloud processing; railway track geometry; fault classification; clustering; principal Component Analysis; track quality index; </w:t>
+        <w:t>Point cloud processing; railway track geometry;</w:t>
+      </w:r>
+      <w:r>
+        <w:t xml:space="preserve"> LiDAR; point-cloud processing; Catmull-rom</w:t>
+      </w:r>
+      <w:r>
+        <w:t xml:space="preserve">; </w:t>
       </w:r>
       <w:proofErr w:type="spellStart"/>
       <w:r>
@@ -229,7 +235,7 @@
     </w:p>
     <w:p>
       <w:pPr>
-        <w:pStyle w:val="Heading1"/>
+        <w:pStyle w:val="Rubrik1"/>
         <w:numPr>
           <w:ilvl w:val="0"/>
           <w:numId w:val="1"/>
@@ -252,31 +258,44 @@
         <w:spacing w:after="120"/>
       </w:pPr>
       <w:r>
-        <w:t>The railway is likely to become a core pillar of future transport by 2050. This however relies on major improvements in infrastructure, digitalization, and therefore maintenance.  (</w:t>
-      </w:r>
-      <w:hyperlink r:id="rId9">
+        <w:t>The railway is likely to become a core pillar of future transport by 2050. This however relies on major improvements in infrastructure, digitalization, and therefore maintenance</w:t>
+      </w:r>
+      <w:r>
+        <w:t xml:space="preserve"> </w:t>
+      </w:r>
+      <w:hyperlink w:anchor="Ref1" w:history="1">
         <w:r>
           <w:rPr>
-            <w:color w:val="1155CC"/>
-            <w:u w:val="single"/>
+            <w:rStyle w:val="Hyperlnk"/>
           </w:rPr>
-          <w:t>KÄLLA</w:t>
+          <w:t>[1]</w:t>
         </w:r>
       </w:hyperlink>
       <w:r>
-        <w:t xml:space="preserve"> 1). Railway track degrades continuously under traffic, and the consequences of derailment can be very costly and dangerous. For instance, on 17 December 2023, in the north of Sweden a derailment stopped LKAB’s iron ore transport for 65 days, causing an estimated loss of 100 million SEK in revenue per day - 6,5 billion SEK in total. </w:t>
-      </w:r>
-      <w:hyperlink r:id="rId10">
+        <w:t xml:space="preserve">. </w:t>
+      </w:r>
+      <w:r>
+        <w:t>Railway track degrades continuously under traffic, and the consequences of derailment can be very costly and dangerous. For instance, on 17 December 2023, in the north of Sweden a derailment stopped LKAB’s iron ore transport for 65 days, causing an estimated loss of 100 million SEK in revenue per day - 6,5 billion SEK in total</w:t>
+      </w:r>
+      <w:r>
+        <w:t xml:space="preserve"> </w:t>
+      </w:r>
+      <w:hyperlink w:anchor="Ref2" w:history="1">
         <w:r>
           <w:rPr>
-            <w:color w:val="1155CC"/>
-            <w:u w:val="single"/>
+            <w:rStyle w:val="Hyperlnk"/>
           </w:rPr>
-          <w:t>(LKAB, 2025)</w:t>
+          <w:t>[2</w:t>
+        </w:r>
+        <w:r>
+          <w:rPr>
+            <w:rStyle w:val="Hyperlnk"/>
+          </w:rPr>
+          <w:t>]</w:t>
         </w:r>
       </w:hyperlink>
       <w:r>
-        <w:t xml:space="preserve">. </w:t>
+        <w:t>.</w:t>
       </w:r>
     </w:p>
     <w:p>
@@ -301,7 +320,7 @@
       <w:r>
         <w:t xml:space="preserve"> of track before several wagons derailed. The wheel had met applicable standards with no problems reported in its maintenance history (</w:t>
       </w:r>
-      <w:hyperlink r:id="rId11">
+      <w:hyperlink r:id="rId9">
         <w:r>
           <w:rPr>
             <w:color w:val="1155CC"/>
@@ -313,7 +332,7 @@
       <w:r>
         <w:t>). A European cost-benefit study also found that wheel failures had the highest projected cumulative cost among the eight derailment causes that were examined (</w:t>
       </w:r>
-      <w:hyperlink r:id="rId12">
+      <w:hyperlink r:id="rId10">
         <w:r>
           <w:rPr>
             <w:color w:val="1155CC"/>
@@ -352,7 +371,7 @@
       <w:r>
         <w:t xml:space="preserve">; </w:t>
       </w:r>
-      <w:hyperlink r:id="rId13">
+      <w:hyperlink r:id="rId11">
         <w:r>
           <w:rPr>
             <w:color w:val="1155CC"/>
@@ -364,7 +383,7 @@
       <w:r>
         <w:t xml:space="preserve">; </w:t>
       </w:r>
-      <w:hyperlink r:id="rId14">
+      <w:hyperlink r:id="rId12">
         <w:r>
           <w:rPr>
             <w:color w:val="1155CC"/>
@@ -391,7 +410,7 @@
       <w:r>
         <w:t>Today, beyond safety concerns, worn or defective tracks require temporary speed restrictions, and track downtime until repairs are completed. This leads to delays, reduced availability, higher maintenance and operating costs (</w:t>
       </w:r>
-      <w:hyperlink r:id="rId15">
+      <w:hyperlink r:id="rId13">
         <w:r>
           <w:rPr>
             <w:color w:val="1155CC"/>
@@ -473,7 +492,7 @@
       <w:r>
         <w:t>). By doing this, it enables maintenance planning to be more proactive, reducing downtime, and increasing the life span of equipment. In an industrial context, this creates value for organizations as it allows them to save resources, increase productivity and efficiency (</w:t>
       </w:r>
-      <w:hyperlink r:id="rId16">
+      <w:hyperlink r:id="rId14">
         <w:r>
           <w:rPr>
             <w:color w:val="1155CC"/>
@@ -485,7 +504,7 @@
       <w:r>
         <w:t xml:space="preserve">; </w:t>
       </w:r>
-      <w:hyperlink r:id="rId17">
+      <w:hyperlink r:id="rId15">
         <w:proofErr w:type="spellStart"/>
         <w:r>
           <w:rPr>
@@ -506,7 +525,7 @@
       <w:r>
         <w:t xml:space="preserve">; </w:t>
       </w:r>
-      <w:hyperlink r:id="rId18">
+      <w:hyperlink r:id="rId16">
         <w:proofErr w:type="spellStart"/>
         <w:r>
           <w:rPr>
@@ -530,254 +549,293 @@
     </w:p>
     <w:p>
       <w:pPr>
-        <w:pBdr>
-          <w:top w:val="nil"/>
-          <w:left w:val="nil"/>
-          <w:bottom w:val="nil"/>
-          <w:right w:val="nil"/>
-          <w:between w:val="nil"/>
-        </w:pBdr>
-        <w:spacing w:after="120"/>
-      </w:pPr>
-    </w:p>
-    <w:p>
-      <w:pPr>
-        <w:pBdr>
-          <w:top w:val="nil"/>
-          <w:left w:val="nil"/>
-          <w:bottom w:val="nil"/>
-          <w:right w:val="nil"/>
-          <w:between w:val="nil"/>
-        </w:pBdr>
-        <w:spacing w:after="120"/>
-        <w:rPr>
-          <w:b/>
-          <w:bCs/>
-        </w:rPr>
-      </w:pPr>
-    </w:p>
-    <w:p>
-      <w:pPr>
-        <w:pBdr>
-          <w:top w:val="nil"/>
-          <w:left w:val="nil"/>
-          <w:bottom w:val="nil"/>
-          <w:right w:val="nil"/>
-          <w:between w:val="nil"/>
-        </w:pBdr>
-        <w:spacing w:after="120"/>
-        <w:rPr>
-          <w:b/>
-          <w:bCs/>
-        </w:rPr>
-      </w:pPr>
-      <w:r>
-        <w:rPr>
-          <w:b/>
-          <w:bCs/>
-        </w:rPr>
-        <w:t xml:space="preserve">Introduction is to be continued with: </w:t>
-      </w:r>
-    </w:p>
-    <w:p>
-      <w:pPr>
-        <w:pBdr>
-          <w:top w:val="nil"/>
-          <w:left w:val="nil"/>
-          <w:bottom w:val="nil"/>
-          <w:right w:val="nil"/>
-          <w:between w:val="nil"/>
-        </w:pBdr>
-        <w:spacing w:after="120"/>
-        <w:rPr>
-          <w:b/>
-          <w:bCs/>
-        </w:rPr>
-      </w:pPr>
-      <w:r>
-        <w:rPr>
-          <w:b/>
-          <w:bCs/>
-        </w:rPr>
-        <w:t xml:space="preserve">The following dashed list is old and what created based on assumption that certain data would be available. The project </w:t>
+        <w:spacing w:after="120"/>
+      </w:pPr>
+      <w:r>
+        <w:t xml:space="preserve">Especially of interest if how track geometry changes over time. There are several methods to quantify this. One way to use TQI (track quality index), which aggregates geometric deviations from </w:t>
+      </w:r>
+      <w:r>
+        <w:t xml:space="preserve">five geometry parameters: gauge, cross-level, </w:t>
       </w:r>
       <w:proofErr w:type="gramStart"/>
       <w:r>
-        <w:rPr>
-          <w:b/>
-          <w:bCs/>
-        </w:rPr>
-        <w:t>have</w:t>
+        <w:t>cant</w:t>
       </w:r>
       <w:proofErr w:type="gramEnd"/>
       <w:r>
-        <w:rPr>
-          <w:b/>
-          <w:bCs/>
-        </w:rPr>
-        <w:t xml:space="preserve"> changed and these do not apply anymore:</w:t>
-      </w:r>
-    </w:p>
-    <w:p>
-      <w:pPr>
+        <w:t>, twist, and surface (</w:t>
+      </w:r>
+      <w:r>
+        <w:t>Sharma et al. (2018)</w:t>
+      </w:r>
+      <w:r>
+        <w:t xml:space="preserve">). These features can in theory be extracted using LiDAR point cloud, but </w:t>
+      </w:r>
+      <w:r>
+        <w:t>four</w:t>
+      </w:r>
+      <w:r>
+        <w:t xml:space="preserve"> of these features require heights independent of the measuring platform</w:t>
+      </w:r>
+      <w:r>
+        <w:t xml:space="preserve"> (</w:t>
+      </w:r>
+      <w:r>
+        <w:t>gauge, cross-level, can’t, twist, and surface</w:t>
+      </w:r>
+      <w:r>
+        <w:t>)</w:t>
+      </w:r>
+      <w:r>
+        <w:t xml:space="preserve">. This means that if </w:t>
+      </w:r>
+      <w:r>
+        <w:t xml:space="preserve">LiDAR </w:t>
+      </w:r>
+      <w:r>
+        <w:t xml:space="preserve">data is collected on a vehicle that itself rides on the </w:t>
+      </w:r>
+      <w:r>
+        <w:t>track</w:t>
+      </w:r>
+      <w:r>
+        <w:t xml:space="preserve"> the differences cancel out, and only gauge, lateral alignment and relative height can be followed.</w:t>
+      </w:r>
+    </w:p>
+    <w:p>
+      <w:pPr>
+        <w:spacing w:after="120"/>
+      </w:pPr>
+      <w:r>
+        <w:t xml:space="preserve">Sharma et al. (2018) note that because </w:t>
+      </w:r>
+      <w:r>
+        <w:t xml:space="preserve">the </w:t>
+      </w:r>
+      <w:r>
+        <w:t xml:space="preserve">TQI is aggregated it can miss severe spot failures. </w:t>
+      </w:r>
+      <w:r>
+        <w:t xml:space="preserve">Because </w:t>
+      </w:r>
+      <w:r>
+        <w:t xml:space="preserve">the </w:t>
+      </w:r>
+      <w:r>
+        <w:t xml:space="preserve">TQI gives one number per segment, runs can only be compared segment by segment. </w:t>
+      </w:r>
+      <w:r>
+        <w:t xml:space="preserve">Using point cloud and tracking the points as a 3D curve in a fixed frame it allows for a second representation </w:t>
+      </w:r>
+      <w:r>
+        <w:t xml:space="preserve">that allows point-to-point comparison between runs and differences expressed in millimetres. The curve shows how the geometry has changed, while still holding enough information to derive </w:t>
+      </w:r>
+      <w:r>
+        <w:t xml:space="preserve">the </w:t>
+      </w:r>
+      <w:r>
+        <w:t>TQI afterwards.</w:t>
+      </w:r>
+    </w:p>
+    <w:p>
+      <w:pPr>
+        <w:spacing w:after="120"/>
+      </w:pPr>
+      <w:r>
+        <w:t xml:space="preserve">Splines have previously been used to represent track </w:t>
+      </w:r>
+      <w:proofErr w:type="gramStart"/>
+      <w:r>
+        <w:t>before:</w:t>
+      </w:r>
+      <w:proofErr w:type="gramEnd"/>
+      <w:r>
+        <w:t xml:space="preserve"> a continuous 3D cubic spline built from camera images and GNSS </w:t>
+      </w:r>
+      <w:r>
+        <w:t>(</w:t>
+      </w:r>
+      <w:r>
+        <w:t>Global Navigation Satellite System</w:t>
+      </w:r>
+      <w:r>
+        <w:t xml:space="preserve">) </w:t>
+      </w:r>
+      <w:r>
+        <w:t>(</w:t>
+      </w:r>
+      <w:proofErr w:type="spellStart"/>
+      <w:r>
+        <w:t>Glira</w:t>
+      </w:r>
+      <w:proofErr w:type="spellEnd"/>
+      <w:r>
+        <w:t xml:space="preserve"> et al., 2022) and </w:t>
+      </w:r>
+      <w:proofErr w:type="spellStart"/>
+      <w:r>
+        <w:t>Bézier</w:t>
+      </w:r>
+      <w:proofErr w:type="spellEnd"/>
+      <w:r>
+        <w:t xml:space="preserve"> curves fitted through modelled rail pieces (Díaz Benito, 2012). These methods rely on data parameters </w:t>
+      </w:r>
+      <w:r>
+        <w:t>this project</w:t>
+      </w:r>
+      <w:r>
+        <w:t xml:space="preserve"> dataset lacks, such as camera images with GNSS</w:t>
+      </w:r>
+      <w:r>
+        <w:t xml:space="preserve">. A less investigated method is to build the curve with a Catmull-Rom spline. Catmull-Rom passed through every control point and each segment depends on its four nearest points (Catmull &amp; Rom, 1974). </w:t>
+      </w:r>
+      <w:r>
+        <w:t xml:space="preserve">This means that if the track changes at one specific point, the curve changes at that place and nowhere else, whereas an index such as TQI averages to one number per section, causing the location and size of the change to be lost and, as previously mentioned by Sharma et al. (2018) severe spot failures to be potentially missed. </w:t>
+      </w:r>
+    </w:p>
+    <w:p>
+      <w:pPr>
+        <w:spacing w:after="120"/>
+      </w:pPr>
+      <w:r>
+        <w:t xml:space="preserve">Because of limited data availability, this study </w:t>
+      </w:r>
+      <w:r>
+        <w:t xml:space="preserve">is </w:t>
+      </w:r>
+      <w:r>
+        <w:t>exploratory. It appl</w:t>
+      </w:r>
+      <w:r>
+        <w:t>ies</w:t>
+      </w:r>
+      <w:r>
+        <w:t xml:space="preserve"> a centripetal Catmull-Rom representation to a using a LiDAR point cloud of a specific line</w:t>
+      </w:r>
+      <w:r>
+        <w:t>, buil</w:t>
+      </w:r>
+      <w:r>
+        <w:t>d</w:t>
+      </w:r>
+      <w:r>
+        <w:t>s a pipeline that turns a run into a repeatable 3D curve in a fixed reference frame, and derives features such as gauge, alignment, a per-section TQI. Since only on run of the same track was available, the comparison between runs could not be made. Instead, the study measures how repeatable the curve is and how small a change it can detect. The aim is to</w:t>
+      </w:r>
+      <w:r>
+        <w:t xml:space="preserve"> increase available research and </w:t>
+      </w:r>
+      <w:proofErr w:type="gramStart"/>
+      <w:r>
+        <w:t>open up</w:t>
+      </w:r>
+      <w:proofErr w:type="gramEnd"/>
+      <w:r>
+        <w:t xml:space="preserve"> to further work in the area. Future work research could be, but is not limited to:</w:t>
+      </w:r>
+    </w:p>
+    <w:p>
+      <w:pPr>
+        <w:pStyle w:val="Liststycke"/>
         <w:numPr>
           <w:ilvl w:val="0"/>
-          <w:numId w:val="4"/>
+          <w:numId w:val="5"/>
         </w:numPr>
-        <w:spacing w:after="0"/>
-      </w:pPr>
-      <w:r>
-        <w:t>Connect vibration/acceleration data to maintenance decisions</w:t>
-      </w:r>
-    </w:p>
-    <w:p>
-      <w:pPr>
+        <w:spacing w:after="120"/>
+      </w:pPr>
+      <w:r>
+        <w:t>Comparing real runs of the same line and measuring positioning error between them</w:t>
+      </w:r>
+    </w:p>
+    <w:p>
+      <w:pPr>
+        <w:pStyle w:val="Liststycke"/>
         <w:numPr>
           <w:ilvl w:val="0"/>
-          <w:numId w:val="4"/>
+          <w:numId w:val="5"/>
         </w:numPr>
-        <w:spacing w:after="0"/>
-      </w:pPr>
-      <w:r>
-        <w:t xml:space="preserve">Connect 3d point cloud / geometric data to maintenance decisions </w:t>
-      </w:r>
-    </w:p>
-    <w:p>
-      <w:pPr>
+        <w:spacing w:after="120"/>
+      </w:pPr>
+      <w:r>
+        <w:t>Applying similar pipeline to point clouds with a levelled height, so that cross-level, twist and surface can be followed</w:t>
+      </w:r>
+    </w:p>
+    <w:p>
+      <w:pPr>
+        <w:pStyle w:val="Liststycke"/>
         <w:numPr>
           <w:ilvl w:val="0"/>
-          <w:numId w:val="4"/>
+          <w:numId w:val="5"/>
         </w:numPr>
         <w:spacing w:after="120"/>
       </w:pPr>
       <w:r>
-        <w:t>Explain the idea of the project - to cluster and classify abnormal events based on geometric faults and train a SVM that can predict these without geometric data.</w:t>
-      </w:r>
-    </w:p>
-    <w:p>
-      <w:pPr>
-        <w:spacing w:after="120"/>
-      </w:pPr>
-    </w:p>
-    <w:p>
-      <w:pPr>
-        <w:spacing w:after="120"/>
-      </w:pPr>
-      <w:r>
-        <w:t xml:space="preserve">Especially of interest if how the railway changes over time. One way to analyse this is by measuring different track quality changes using TQI (track quality index). Geometric deviations from gauge, …, …. (Refer to Amits references report!). One way to extract these features is using LiDAR 3D point cloud, however this depends on the 3D point cloud providing data about …, which can be challenging when. From 3D point cloud the track can also be represented as a 3D curve instead of using TQI. Several studies use splines to create this 3D curve (). </w:t>
+        <w:t>Validating the LiDAR-derived gauge against track-recording-car measurements</w:t>
+      </w:r>
+    </w:p>
+    <w:p>
+      <w:pPr>
+        <w:pStyle w:val="Liststycke"/>
+        <w:numPr>
+          <w:ilvl w:val="0"/>
+          <w:numId w:val="5"/>
+        </w:numPr>
+        <w:spacing w:after="120"/>
+      </w:pPr>
+      <w:r>
+        <w:t>Following the curve differences and the TQI over several runs to model track degradation</w:t>
+      </w:r>
+    </w:p>
+    <w:p>
+      <w:pPr>
+        <w:pStyle w:val="Liststycke"/>
+        <w:numPr>
+          <w:ilvl w:val="0"/>
+          <w:numId w:val="5"/>
+        </w:numPr>
+        <w:spacing w:after="120"/>
+      </w:pPr>
+      <w:r>
+        <w:t>Linking detected geometry changes to maintenance records, or to vibration data to look for patterns</w:t>
+      </w:r>
+    </w:p>
+    <w:p>
+      <w:pPr>
+        <w:spacing w:after="120"/>
+      </w:pPr>
+      <w:r>
+        <w:lastRenderedPageBreak/>
+        <w:t>PAGE SIZE</w:t>
+      </w:r>
+    </w:p>
+    <w:p>
+      <w:pPr>
+        <w:pBdr>
+          <w:top w:val="nil"/>
+          <w:left w:val="nil"/>
+          <w:bottom w:val="nil"/>
+          <w:right w:val="nil"/>
+          <w:between w:val="nil"/>
+        </w:pBdr>
+        <w:spacing w:after="120"/>
+        <w:rPr>
+          <w:color w:val="000000"/>
+        </w:rPr>
+      </w:pPr>
+      <w:r>
+        <w:rPr>
+          <w:color w:val="000000"/>
+        </w:rPr>
+        <w:t>All material on each page should fit within a rectangle of 18 x 23.5 cm (7" x 9.25"), centred on the page, beginning 2.54 cm (1") from the top of the page and ending with 2.54 cm (1") from the bottom.  The right and left margins should be 1.9 cm (.75”</w:t>
       </w:r>
       <w:proofErr w:type="gramStart"/>
       <w:r>
-        <w:t>However</w:t>
+        <w:rPr>
+          <w:color w:val="000000"/>
+        </w:rPr>
+        <w:t>).The</w:t>
       </w:r>
       <w:proofErr w:type="gramEnd"/>
       <w:r>
-        <w:t xml:space="preserve"> data availability can be </w:t>
-      </w:r>
-      <w:proofErr w:type="gramStart"/>
-      <w:r>
-        <w:t>challenging</w:t>
-      </w:r>
-      <w:proofErr w:type="gramEnd"/>
-      <w:r>
-        <w:t xml:space="preserve"> and a much less </w:t>
-      </w:r>
-      <w:r>
-        <w:t>investigated method is using Catmull-Rom to create the 3D curve.</w:t>
-      </w:r>
-    </w:p>
-    <w:p>
-      <w:pPr>
-        <w:spacing w:after="120"/>
-      </w:pPr>
-      <w:r>
-        <w:t xml:space="preserve">Catmull-rom is … and is advantageous when having data that… </w:t>
-      </w:r>
-      <w:proofErr w:type="gramStart"/>
-      <w:r>
-        <w:t>Therefore</w:t>
-      </w:r>
-      <w:proofErr w:type="gramEnd"/>
-      <w:r>
-        <w:t xml:space="preserve"> this report is to be explorative and apply </w:t>
-      </w:r>
-      <w:proofErr w:type="spellStart"/>
-      <w:r>
-        <w:t>catmull</w:t>
-      </w:r>
-      <w:proofErr w:type="spellEnd"/>
-      <w:r>
-        <w:t xml:space="preserve">-rom using specific branch data where the other methods are… The idea is that the </w:t>
-      </w:r>
-      <w:proofErr w:type="gramStart"/>
-      <w:r>
-        <w:t>results</w:t>
-      </w:r>
-      <w:proofErr w:type="gramEnd"/>
-      <w:r>
-        <w:t xml:space="preserve"> of this study intends to further enhance the XXX pool and </w:t>
-      </w:r>
-      <w:proofErr w:type="gramStart"/>
-      <w:r>
-        <w:t>open up</w:t>
-      </w:r>
-      <w:proofErr w:type="gramEnd"/>
-      <w:r>
-        <w:t xml:space="preserve"> for new projects and enhancements for this area. </w:t>
-      </w:r>
-    </w:p>
-    <w:p>
-      <w:pPr>
-        <w:spacing w:after="120"/>
-      </w:pPr>
-    </w:p>
-    <w:p>
-      <w:pPr>
-        <w:spacing w:after="120"/>
-      </w:pPr>
-    </w:p>
-    <w:p>
-      <w:pPr>
-        <w:spacing w:after="120"/>
-      </w:pPr>
-    </w:p>
-    <w:p>
-      <w:pPr>
-        <w:spacing w:after="120"/>
-      </w:pPr>
-      <w:r>
-        <w:t>PAGE SIZE</w:t>
-      </w:r>
-    </w:p>
-    <w:p>
-      <w:pPr>
-        <w:pBdr>
-          <w:top w:val="nil"/>
-          <w:left w:val="nil"/>
-          <w:bottom w:val="nil"/>
-          <w:right w:val="nil"/>
-          <w:between w:val="nil"/>
-        </w:pBdr>
-        <w:spacing w:after="120"/>
-        <w:rPr>
-          <w:color w:val="000000"/>
-        </w:rPr>
-      </w:pPr>
-      <w:r>
-        <w:rPr>
-          <w:color w:val="000000"/>
-        </w:rPr>
-        <w:t>All material on each page should fit within a rectangle of 18 x 23.5 cm (7" x 9.25"), centred on the page, beginning 2.54 cm (1") from the top of the page and ending with 2.54 cm (1") from the bottom.  The right and left margins should be 1.9 cm (.75”</w:t>
-      </w:r>
-      <w:proofErr w:type="gramStart"/>
-      <w:r>
-        <w:rPr>
-          <w:color w:val="000000"/>
-        </w:rPr>
-        <w:t>).The</w:t>
-      </w:r>
-      <w:proofErr w:type="gramEnd"/>
-      <w:r>
         <w:rPr>
           <w:color w:val="000000"/>
         </w:rPr>
@@ -786,7 +844,22 @@
     </w:p>
     <w:p>
       <w:pPr>
-        <w:pStyle w:val="Heading1"/>
+        <w:pBdr>
+          <w:top w:val="nil"/>
+          <w:left w:val="nil"/>
+          <w:bottom w:val="nil"/>
+          <w:right w:val="nil"/>
+          <w:between w:val="nil"/>
+        </w:pBdr>
+        <w:spacing w:after="120"/>
+        <w:rPr>
+          <w:color w:val="000000"/>
+        </w:rPr>
+      </w:pPr>
+    </w:p>
+    <w:p>
+      <w:pPr>
+        <w:pStyle w:val="Rubrik1"/>
         <w:numPr>
           <w:ilvl w:val="0"/>
           <w:numId w:val="1"/>
@@ -799,7 +872,7 @@
     </w:p>
     <w:p>
       <w:pPr>
-        <w:pStyle w:val="Heading2"/>
+        <w:pStyle w:val="Rubrik2"/>
         <w:numPr>
           <w:ilvl w:val="1"/>
           <w:numId w:val="1"/>
@@ -833,7 +906,7 @@
     </w:p>
     <w:p>
       <w:pPr>
-        <w:pStyle w:val="Heading2"/>
+        <w:pStyle w:val="Rubrik2"/>
         <w:numPr>
           <w:ilvl w:val="1"/>
           <w:numId w:val="1"/>
@@ -841,7 +914,6 @@
         <w:spacing w:before="120"/>
       </w:pPr>
       <w:r>
-        <w:lastRenderedPageBreak/>
         <w:t>Title and Authors</w:t>
       </w:r>
     </w:p>
@@ -871,7 +943,7 @@
     </w:p>
     <w:p>
       <w:pPr>
-        <w:pStyle w:val="Heading2"/>
+        <w:pStyle w:val="Rubrik2"/>
         <w:numPr>
           <w:ilvl w:val="1"/>
           <w:numId w:val="1"/>
@@ -905,7 +977,7 @@
     </w:p>
     <w:p>
       <w:pPr>
-        <w:pStyle w:val="Heading2"/>
+        <w:pStyle w:val="Rubrik2"/>
         <w:numPr>
           <w:ilvl w:val="1"/>
           <w:numId w:val="1"/>
@@ -1011,7 +1083,7 @@
                     <pic:cNvPicPr preferRelativeResize="0"/>
                   </pic:nvPicPr>
                   <pic:blipFill>
-                    <a:blip r:embed="rId19"/>
+                    <a:blip r:embed="rId17"/>
                     <a:srcRect b="14078"/>
                     <a:stretch>
                       <a:fillRect/>
@@ -1036,7 +1108,7 @@
     </w:p>
     <w:p>
       <w:pPr>
-        <w:pStyle w:val="Heading2"/>
+        <w:pStyle w:val="Rubrik2"/>
         <w:numPr>
           <w:ilvl w:val="1"/>
           <w:numId w:val="1"/>
@@ -1184,12 +1256,15 @@
         <w:spacing w:after="120"/>
       </w:pPr>
       <w:r>
-        <w:t>References should be published materials accessible to the public. Internal technical reports may be cited only if they are easily accessible (i.e. you can give the address to obtain the report within your citation) and may be obtained by any reader. Proprietary information may not be cited. Private communications should be acknowledged, not referenced (e.g., “[Nilsson, personal communication]”).</w:t>
-      </w:r>
-    </w:p>
-    <w:p>
-      <w:pPr>
-        <w:pStyle w:val="Heading2"/>
+        <w:t xml:space="preserve">References should be published materials accessible to the public. Internal technical reports may be cited only if they are easily </w:t>
+      </w:r>
+      <w:r>
+        <w:t>accessible (i.e. you can give the address to obtain the report within your citation) and may be obtained by any reader. Proprietary information may not be cited. Private communications should be acknowledged, not referenced (e.g., “[Nilsson, personal communication]”).</w:t>
+      </w:r>
+    </w:p>
+    <w:p>
+      <w:pPr>
+        <w:pStyle w:val="Rubrik2"/>
         <w:numPr>
           <w:ilvl w:val="1"/>
           <w:numId w:val="1"/>
@@ -1223,7 +1298,7 @@
     </w:p>
     <w:p>
       <w:pPr>
-        <w:pStyle w:val="Heading2"/>
+        <w:pStyle w:val="Rubrik2"/>
         <w:numPr>
           <w:ilvl w:val="1"/>
           <w:numId w:val="1"/>
@@ -1241,7 +1316,7 @@
     </w:p>
     <w:p>
       <w:pPr>
-        <w:pStyle w:val="Heading1"/>
+        <w:pStyle w:val="Rubrik1"/>
         <w:numPr>
           <w:ilvl w:val="0"/>
           <w:numId w:val="1"/>
@@ -1294,7 +1369,7 @@
     </w:p>
     <w:p>
       <w:pPr>
-        <w:pStyle w:val="Heading1"/>
+        <w:pStyle w:val="Rubrik1"/>
         <w:numPr>
           <w:ilvl w:val="0"/>
           <w:numId w:val="1"/>
@@ -1328,7 +1403,7 @@
     </w:p>
     <w:p>
       <w:pPr>
-        <w:pStyle w:val="Heading2"/>
+        <w:pStyle w:val="Rubrik2"/>
         <w:numPr>
           <w:ilvl w:val="1"/>
           <w:numId w:val="1"/>
@@ -1369,7 +1444,7 @@
     </w:p>
     <w:p>
       <w:pPr>
-        <w:pStyle w:val="Heading3"/>
+        <w:pStyle w:val="Rubrik3"/>
         <w:numPr>
           <w:ilvl w:val="2"/>
           <w:numId w:val="1"/>
@@ -1403,7 +1478,7 @@
     </w:p>
     <w:p>
       <w:pPr>
-        <w:pStyle w:val="Heading4"/>
+        <w:pStyle w:val="Rubrik4"/>
         <w:numPr>
           <w:ilvl w:val="3"/>
           <w:numId w:val="1"/>
@@ -1437,7 +1512,7 @@
     </w:p>
     <w:p>
       <w:pPr>
-        <w:pStyle w:val="Heading4"/>
+        <w:pStyle w:val="Rubrik4"/>
         <w:numPr>
           <w:ilvl w:val="3"/>
           <w:numId w:val="1"/>
@@ -1594,6 +1669,7 @@
           <w:noProof/>
           <w:color w:val="000000"/>
         </w:rPr>
+        <w:lastRenderedPageBreak/>
         <w:drawing>
           <wp:inline distT="0" distB="0" distL="0" distR="0" wp14:anchorId="7CF37626" wp14:editId="23087F60">
             <wp:extent cx="2319020" cy="2157730"/>
@@ -1608,7 +1684,7 @@
                     <pic:cNvPicPr preferRelativeResize="0"/>
                   </pic:nvPicPr>
                   <pic:blipFill>
-                    <a:blip r:embed="rId20"/>
+                    <a:blip r:embed="rId18"/>
                     <a:srcRect/>
                     <a:stretch>
                       <a:fillRect/>
@@ -1658,7 +1734,7 @@
     </w:p>
     <w:p>
       <w:pPr>
-        <w:pStyle w:val="Heading1"/>
+        <w:pStyle w:val="Rubrik1"/>
         <w:numPr>
           <w:ilvl w:val="0"/>
           <w:numId w:val="1"/>
@@ -1692,7 +1768,97 @@
     </w:p>
     <w:p>
       <w:pPr>
-        <w:pStyle w:val="Heading1"/>
+        <w:pBdr>
+          <w:top w:val="nil"/>
+          <w:left w:val="nil"/>
+          <w:bottom w:val="nil"/>
+          <w:right w:val="nil"/>
+          <w:between w:val="nil"/>
+        </w:pBdr>
+        <w:spacing w:after="120"/>
+        <w:rPr>
+          <w:color w:val="000000"/>
+        </w:rPr>
+      </w:pPr>
+    </w:p>
+    <w:p>
+      <w:pPr>
+        <w:pBdr>
+          <w:top w:val="nil"/>
+          <w:left w:val="nil"/>
+          <w:bottom w:val="nil"/>
+          <w:right w:val="nil"/>
+          <w:between w:val="nil"/>
+        </w:pBdr>
+        <w:spacing w:after="120"/>
+        <w:rPr>
+          <w:color w:val="000000"/>
+        </w:rPr>
+      </w:pPr>
+    </w:p>
+    <w:p>
+      <w:pPr>
+        <w:pBdr>
+          <w:top w:val="nil"/>
+          <w:left w:val="nil"/>
+          <w:bottom w:val="nil"/>
+          <w:right w:val="nil"/>
+          <w:between w:val="nil"/>
+        </w:pBdr>
+        <w:spacing w:after="120"/>
+        <w:rPr>
+          <w:color w:val="000000"/>
+        </w:rPr>
+      </w:pPr>
+    </w:p>
+    <w:p>
+      <w:pPr>
+        <w:pBdr>
+          <w:top w:val="nil"/>
+          <w:left w:val="nil"/>
+          <w:bottom w:val="nil"/>
+          <w:right w:val="nil"/>
+          <w:between w:val="nil"/>
+        </w:pBdr>
+        <w:spacing w:after="120"/>
+        <w:rPr>
+          <w:color w:val="000000"/>
+        </w:rPr>
+      </w:pPr>
+    </w:p>
+    <w:p>
+      <w:pPr>
+        <w:pBdr>
+          <w:top w:val="nil"/>
+          <w:left w:val="nil"/>
+          <w:bottom w:val="nil"/>
+          <w:right w:val="nil"/>
+          <w:between w:val="nil"/>
+        </w:pBdr>
+        <w:spacing w:after="120"/>
+        <w:rPr>
+          <w:color w:val="000000"/>
+        </w:rPr>
+      </w:pPr>
+    </w:p>
+    <w:p>
+      <w:pPr>
+        <w:pBdr>
+          <w:top w:val="nil"/>
+          <w:left w:val="nil"/>
+          <w:bottom w:val="nil"/>
+          <w:right w:val="nil"/>
+          <w:between w:val="nil"/>
+        </w:pBdr>
+        <w:spacing w:after="120"/>
+        <w:rPr>
+          <w:color w:val="000000"/>
+        </w:rPr>
+      </w:pPr>
+    </w:p>
+    <w:p>
+      <w:pPr>
+        <w:pStyle w:val="Rubrik1"/>
         <w:numPr>
           <w:ilvl w:val="0"/>
           <w:numId w:val="1"/>
@@ -1700,7 +1866,6 @@
         <w:spacing w:before="120"/>
       </w:pPr>
       <w:r>
-        <w:lastRenderedPageBreak/>
         <w:t>REFERENCES</w:t>
       </w:r>
     </w:p>
@@ -1724,41 +1889,68 @@
       </w:pPr>
       <w:bookmarkStart w:id="0" w:name="bookmark=id.yx2p1kj8cqjj" w:colFirst="0" w:colLast="0"/>
       <w:bookmarkStart w:id="1" w:name="bookmark=id.bl04lvuct1ja" w:colFirst="0" w:colLast="0"/>
+      <w:bookmarkStart w:id="2" w:name="Ref1"/>
       <w:bookmarkEnd w:id="0"/>
       <w:bookmarkEnd w:id="1"/>
-      <w:r>
-        <w:rPr>
-          <w:color w:val="000000"/>
-        </w:rPr>
-        <w:t xml:space="preserve">Blanchard, B. S. (2004). </w:t>
-      </w:r>
-      <w:r>
-        <w:rPr>
-          <w:i/>
-          <w:iCs/>
-          <w:color w:val="000000"/>
-        </w:rPr>
-        <w:t>Logistics Engineering and Management</w:t>
-      </w:r>
-      <w:r>
-        <w:rPr>
-          <w:color w:val="000000"/>
-        </w:rPr>
-        <w:t xml:space="preserve">. Fourth edition, Prentice-Hall, Englewood Cliffs, New </w:t>
-      </w:r>
-      <w:proofErr w:type="spellStart"/>
-      <w:r>
-        <w:rPr>
-          <w:color w:val="000000"/>
-        </w:rPr>
-        <w:t>Jerssey</w:t>
-      </w:r>
-      <w:proofErr w:type="spellEnd"/>
+      <w:bookmarkEnd w:id="2"/>
+      <w:r>
+        <w:rPr>
+          <w:color w:val="000000"/>
+        </w:rPr>
+        <w:t xml:space="preserve">European Parliamentary Research Service (2026). </w:t>
+      </w:r>
+      <w:hyperlink r:id="rId19" w:history="1">
+        <w:r>
+          <w:rPr>
+            <w:rStyle w:val="Hyperlnk"/>
+            <w:i/>
+            <w:iCs/>
+          </w:rPr>
+          <w:t>The future of sustainable railway transport in Europe</w:t>
+        </w:r>
+      </w:hyperlink>
       <w:r>
         <w:rPr>
           <w:color w:val="000000"/>
         </w:rPr>
         <w:t>.</w:t>
+      </w:r>
+      <w:r>
+        <w:rPr>
+          <w:color w:val="000000"/>
+        </w:rPr>
+        <w:t xml:space="preserve"> Panel for the Future of Science and Technology (STOA), Scientific Foresight Unit, PE 788.125.</w:t>
+      </w:r>
+      <w:r>
+        <w:rPr>
+          <w:color w:val="000000"/>
+        </w:rPr>
+        <w:t xml:space="preserve"> </w:t>
+      </w:r>
+      <w:r>
+        <w:rPr>
+          <w:color w:val="000000"/>
+        </w:rPr>
+        <w:t>Accessed</w:t>
+      </w:r>
+      <w:r>
+        <w:rPr>
+          <w:color w:val="000000"/>
+        </w:rPr>
+        <w:t>: 28</w:t>
+      </w:r>
+      <w:r>
+        <w:rPr>
+          <w:color w:val="000000"/>
+          <w:vertAlign w:val="superscript"/>
+        </w:rPr>
+        <w:t>th</w:t>
+      </w:r>
+      <w:r>
+        <w:rPr>
+          <w:color w:val="000000"/>
+        </w:rPr>
+        <w:t xml:space="preserve"> of September 2026</w:t>
       </w:r>
     </w:p>
     <w:p>
@@ -1775,15 +1967,39 @@
           <w:between w:val="nil"/>
         </w:pBdr>
         <w:jc w:val="left"/>
-        <w:rPr>
-          <w:color w:val="000000"/>
-        </w:rPr>
-      </w:pPr>
-      <w:r>
-        <w:rPr>
-          <w:color w:val="000000"/>
-        </w:rPr>
-        <w:t>Candell, O. and Karim, R. (2008). “e-Maintenance - information driven maintenance and support”, In Proceedings of FAIM.</w:t>
+      </w:pPr>
+      <w:bookmarkStart w:id="3" w:name="Ref2"/>
+      <w:bookmarkEnd w:id="3"/>
+      <w:r>
+        <w:rPr>
+          <w:color w:val="000000"/>
+          <w:lang w:val="sv-SE"/>
+        </w:rPr>
+        <w:t xml:space="preserve">LKAB (2025). </w:t>
+      </w:r>
+      <w:hyperlink r:id="rId20" w:history="1">
+        <w:r>
+          <w:rPr>
+            <w:rStyle w:val="Hyperlnk"/>
+            <w:i/>
+            <w:iCs/>
+            <w:lang w:val="sv-SE"/>
+          </w:rPr>
+          <w:t>Orsaken till stora urspårningen på Malmbanan fastställd</w:t>
+        </w:r>
+      </w:hyperlink>
+      <w:r>
+        <w:rPr>
+          <w:color w:val="000000"/>
+          <w:lang w:val="sv-SE"/>
+        </w:rPr>
+        <w:t xml:space="preserve">. </w:t>
+      </w:r>
+      <w:r>
+        <w:rPr>
+          <w:color w:val="000000"/>
+        </w:rPr>
+        <w:t>LKAB, 22 May 2025. Available at: [LKAB], accessed: 5 October 2026.</w:t>
       </w:r>
     </w:p>
     <w:p>
@@ -1913,8 +2129,8 @@
         </w:rPr>
         <w:t>IEEE 610.12 (1990)</w:t>
       </w:r>
-      <w:bookmarkStart w:id="2" w:name="bookmark=id.vsokvou8slsa" w:colFirst="0" w:colLast="0"/>
-      <w:bookmarkEnd w:id="2"/>
+      <w:bookmarkStart w:id="4" w:name="bookmark=id.vsokvou8slsa" w:colFirst="0" w:colLast="0"/>
+      <w:bookmarkEnd w:id="4"/>
       <w:r>
         <w:rPr>
           <w:color w:val="000000"/>
@@ -1993,8 +2209,8 @@
           <w:color w:val="000000"/>
         </w:rPr>
       </w:pPr>
-      <w:bookmarkStart w:id="3" w:name="bookmark=id.jpi6yc1zu451" w:colFirst="0" w:colLast="0"/>
-      <w:bookmarkEnd w:id="3"/>
+      <w:bookmarkStart w:id="5" w:name="bookmark=id.jpi6yc1zu451" w:colFirst="0" w:colLast="0"/>
+      <w:bookmarkEnd w:id="5"/>
       <w:r>
         <w:rPr>
           <w:color w:val="000000"/>
@@ -2082,22 +2298,6 @@
         </w:rPr>
         <w:t>, 15(2), pp. 127-150.</w:t>
       </w:r>
-    </w:p>
-    <w:p>
-      <w:pPr>
-        <w:pBdr>
-          <w:top w:val="nil"/>
-          <w:left w:val="nil"/>
-          <w:bottom w:val="nil"/>
-          <w:right w:val="nil"/>
-          <w:between w:val="nil"/>
-        </w:pBdr>
-        <w:ind w:left="360" w:hanging="360"/>
-        <w:jc w:val="left"/>
-        <w:rPr>
-          <w:color w:val="000000"/>
-        </w:rPr>
-      </w:pPr>
     </w:p>
     <w:p>
       <w:pPr>
@@ -2290,6 +2490,118 @@
 <file path=word/numbering.xml><?xml version="1.0" encoding="utf-8"?>
 <w:numbering xmlns:wpc="http://schemas.microsoft.com/office/word/2010/wordprocessingCanvas" xmlns:cx="http://schemas.microsoft.com/office/drawing/2014/chartex" xmlns:cx1="http://schemas.microsoft.com/office/drawing/2015/9/8/chartex" xmlns:cx2="http://schemas.microsoft.com/office/drawing/2015/10/21/chartex" xmlns:cx3="http://schemas.microsoft.com/office/drawing/2016/5/9/chartex" xmlns:cx4="http://schemas.microsoft.com/office/drawing/2016/5/10/chartex" xmlns:cx5="http://schemas.microsoft.com/office/drawing/2016/5/11/chartex" xmlns:cx6="http://schemas.microsoft.com/office/drawing/2016/5/12/chartex" xmlns:cx7="http://schemas.microsoft.com/office/drawing/2016/5/13/chartex" xmlns:cx8="http://schemas.microsoft.com/office/drawing/2016/5/14/chartex" xmlns:mc="http://schemas.openxmlformats.org/markup-compatibility/2006" xmlns:aink="http://schemas.microsoft.com/office/drawing/2016/ink" xmlns:am3d="http://schemas.microsoft.com/office/drawing/2017/model3d" xmlns:o="urn:schemas-microsoft-com:office:office" xmlns:oel="http://schemas.microsoft.com/office/2019/extlst" xmlns:r="http://schemas.openxmlformats.org/officeDocument/2006/relationships" xmlns:m="http://schemas.openxmlformats.org/officeDocument/2006/math" xmlns:v="urn:schemas-microsoft-com:vml" xmlns:wp14="http://schemas.microsoft.com/office/word/2010/wordprocessingDrawing" xmlns:wp="http://schemas.openxmlformats.org/drawingml/2006/wordprocessingDrawing" xmlns:w10="urn:schemas-microsoft-com:office:word" xmlns:w="http://schemas.openxmlformats.org/wordprocessingml/2006/main" xmlns:w14="http://schemas.microsoft.com/office/word/2010/wordml" xmlns:w15="http://schemas.microsoft.com/office/word/2012/wordml" xmlns:w16cex="http://schemas.microsoft.com/office/word/2018/wordml/cex" xmlns:w16cid="http://schemas.microsoft.com/office/word/2016/wordml/cid" xmlns:w16="http://schemas.microsoft.com/office/word/2018/wordml" xmlns:w16du="http://schemas.microsoft.com/office/word/2023/wordml/word16du" xmlns:w16sdtdh="http://schemas.microsoft.com/office/word/2020/wordml/sdtdatahash" xmlns:w16sdtfl="http://schemas.microsoft.com/office/word/2024/wordml/sdtformatlock" xmlns:w16se="http://schemas.microsoft.com/office/word/2015/wordml/symex" xmlns:wpg="http://schemas.microsoft.com/office/word/2010/wordprocessingGroup" xmlns:wpi="http://schemas.microsoft.com/office/word/2010/wordprocessingInk" xmlns:wne="http://schemas.microsoft.com/office/word/2006/wordml" xmlns:wps="http://schemas.microsoft.com/office/word/2010/wordprocessingShape" mc:Ignorable="w14 w15 w16se w16cid w16 w16cex w16sdtdh w16sdtfl w16du wp14">
   <w:abstractNum w:abstractNumId="0" w15:restartNumberingAfterBreak="0">
+    <w:nsid w:val="0D2A46EC"/>
+    <w:multiLevelType w:val="hybridMultilevel"/>
+    <w:tmpl w:val="457C00E6"/>
+    <w:lvl w:ilvl="0" w:tplc="5060F100">
+      <w:numFmt w:val="bullet"/>
+      <w:lvlText w:val="-"/>
+      <w:lvlJc w:val="left"/>
+      <w:pPr>
+        <w:ind w:left="720" w:hanging="360"/>
+      </w:pPr>
+      <w:rPr>
+        <w:rFonts w:ascii="Times New Roman" w:eastAsia="Times New Roman" w:hAnsi="Times New Roman" w:cs="Times New Roman" w:hint="default"/>
+      </w:rPr>
+    </w:lvl>
+    <w:lvl w:ilvl="1" w:tplc="041D0003" w:tentative="1">
+      <w:start w:val="1"/>
+      <w:numFmt w:val="bullet"/>
+      <w:lvlText w:val="o"/>
+      <w:lvlJc w:val="left"/>
+      <w:pPr>
+        <w:ind w:left="1440" w:hanging="360"/>
+      </w:pPr>
+      <w:rPr>
+        <w:rFonts w:ascii="Courier New" w:hAnsi="Courier New" w:cs="Courier New" w:hint="default"/>
+      </w:rPr>
+    </w:lvl>
+    <w:lvl w:ilvl="2" w:tplc="041D0005" w:tentative="1">
+      <w:start w:val="1"/>
+      <w:numFmt w:val="bullet"/>
+      <w:lvlText w:val=""/>
+      <w:lvlJc w:val="left"/>
+      <w:pPr>
+        <w:ind w:left="2160" w:hanging="360"/>
+      </w:pPr>
+      <w:rPr>
+        <w:rFonts w:ascii="Wingdings" w:hAnsi="Wingdings" w:hint="default"/>
+      </w:rPr>
+    </w:lvl>
+    <w:lvl w:ilvl="3" w:tplc="041D0001" w:tentative="1">
+      <w:start w:val="1"/>
+      <w:numFmt w:val="bullet"/>
+      <w:lvlText w:val=""/>
+      <w:lvlJc w:val="left"/>
+      <w:pPr>
+        <w:ind w:left="2880" w:hanging="360"/>
+      </w:pPr>
+      <w:rPr>
+        <w:rFonts w:ascii="Symbol" w:hAnsi="Symbol" w:hint="default"/>
+      </w:rPr>
+    </w:lvl>
+    <w:lvl w:ilvl="4" w:tplc="041D0003" w:tentative="1">
+      <w:start w:val="1"/>
+      <w:numFmt w:val="bullet"/>
+      <w:lvlText w:val="o"/>
+      <w:lvlJc w:val="left"/>
+      <w:pPr>
+        <w:ind w:left="3600" w:hanging="360"/>
+      </w:pPr>
+      <w:rPr>
+        <w:rFonts w:ascii="Courier New" w:hAnsi="Courier New" w:cs="Courier New" w:hint="default"/>
+      </w:rPr>
+    </w:lvl>
+    <w:lvl w:ilvl="5" w:tplc="041D0005" w:tentative="1">
+      <w:start w:val="1"/>
+      <w:numFmt w:val="bullet"/>
+      <w:lvlText w:val=""/>
+      <w:lvlJc w:val="left"/>
+      <w:pPr>
+        <w:ind w:left="4320" w:hanging="360"/>
+      </w:pPr>
+      <w:rPr>
+        <w:rFonts w:ascii="Wingdings" w:hAnsi="Wingdings" w:hint="default"/>
+      </w:rPr>
+    </w:lvl>
+    <w:lvl w:ilvl="6" w:tplc="041D0001" w:tentative="1">
+      <w:start w:val="1"/>
+      <w:numFmt w:val="bullet"/>
+      <w:lvlText w:val=""/>
+      <w:lvlJc w:val="left"/>
+      <w:pPr>
+        <w:ind w:left="5040" w:hanging="360"/>
+      </w:pPr>
+      <w:rPr>
+        <w:rFonts w:ascii="Symbol" w:hAnsi="Symbol" w:hint="default"/>
+      </w:rPr>
+    </w:lvl>
+    <w:lvl w:ilvl="7" w:tplc="041D0003" w:tentative="1">
+      <w:start w:val="1"/>
+      <w:numFmt w:val="bullet"/>
+      <w:lvlText w:val="o"/>
+      <w:lvlJc w:val="left"/>
+      <w:pPr>
+        <w:ind w:left="5760" w:hanging="360"/>
+      </w:pPr>
+      <w:rPr>
+        <w:rFonts w:ascii="Courier New" w:hAnsi="Courier New" w:cs="Courier New" w:hint="default"/>
+      </w:rPr>
+    </w:lvl>
+    <w:lvl w:ilvl="8" w:tplc="041D0005" w:tentative="1">
+      <w:start w:val="1"/>
+      <w:numFmt w:val="bullet"/>
+      <w:lvlText w:val=""/>
+      <w:lvlJc w:val="left"/>
+      <w:pPr>
+        <w:ind w:left="6480" w:hanging="360"/>
+      </w:pPr>
+      <w:rPr>
+        <w:rFonts w:ascii="Wingdings" w:hAnsi="Wingdings" w:hint="default"/>
+      </w:rPr>
+    </w:lvl>
+  </w:abstractNum>
+  <w:abstractNum w:abstractNumId="1" w15:restartNumberingAfterBreak="0">
     <w:nsid w:val="24F04FD4"/>
     <w:multiLevelType w:val="multilevel"/>
     <w:tmpl w:val="2C00632C"/>
@@ -2350,7 +2662,7 @@
     <w:lvl w:ilvl="6">
       <w:start w:val="1"/>
       <w:numFmt w:val="decimal"/>
-      <w:pStyle w:val="Heading7"/>
+      <w:pStyle w:val="Rubrik7"/>
       <w:lvlText w:val="%1.%2.%3.%4.%5.%6.%7"/>
       <w:lvlJc w:val="left"/>
       <w:pPr>
@@ -2360,7 +2672,7 @@
     <w:lvl w:ilvl="7">
       <w:start w:val="1"/>
       <w:numFmt w:val="decimal"/>
-      <w:pStyle w:val="Heading8"/>
+      <w:pStyle w:val="Rubrik8"/>
       <w:lvlText w:val="%1.%2.%3.%4.%5.%6.%7.%8"/>
       <w:lvlJc w:val="left"/>
       <w:pPr>
@@ -2370,7 +2682,7 @@
     <w:lvl w:ilvl="8">
       <w:start w:val="1"/>
       <w:numFmt w:val="decimal"/>
-      <w:pStyle w:val="Heading9"/>
+      <w:pStyle w:val="Rubrik9"/>
       <w:lvlText w:val="%1.%2.%3.%4.%5.%6.%7.%8.%9"/>
       <w:lvlJc w:val="left"/>
       <w:pPr>
@@ -2378,7 +2690,7 @@
       </w:pPr>
     </w:lvl>
   </w:abstractNum>
-  <w:abstractNum w:abstractNumId="1" w15:restartNumberingAfterBreak="0">
+  <w:abstractNum w:abstractNumId="2" w15:restartNumberingAfterBreak="0">
     <w:nsid w:val="381779E5"/>
     <w:multiLevelType w:val="multilevel"/>
     <w:tmpl w:val="3352486A"/>
@@ -2491,7 +2803,7 @@
       </w:rPr>
     </w:lvl>
   </w:abstractNum>
-  <w:abstractNum w:abstractNumId="2" w15:restartNumberingAfterBreak="0">
+  <w:abstractNum w:abstractNumId="3" w15:restartNumberingAfterBreak="0">
     <w:nsid w:val="61FC4411"/>
     <w:multiLevelType w:val="multilevel"/>
     <w:tmpl w:val="05749B0A"/>
@@ -2583,7 +2895,7 @@
       </w:pPr>
     </w:lvl>
   </w:abstractNum>
-  <w:abstractNum w:abstractNumId="3" w15:restartNumberingAfterBreak="0">
+  <w:abstractNum w:abstractNumId="4" w15:restartNumberingAfterBreak="0">
     <w:nsid w:val="6AF916D2"/>
     <w:multiLevelType w:val="multilevel"/>
     <w:tmpl w:val="5C76AC02"/>
@@ -2675,16 +2987,19 @@
     </w:lvl>
   </w:abstractNum>
   <w:num w:numId="1" w16cid:durableId="1506627758">
-    <w:abstractNumId w:val="0"/>
+    <w:abstractNumId w:val="1"/>
   </w:num>
   <w:num w:numId="2" w16cid:durableId="1302463357">
+    <w:abstractNumId w:val="3"/>
+  </w:num>
+  <w:num w:numId="3" w16cid:durableId="1705716422">
+    <w:abstractNumId w:val="4"/>
+  </w:num>
+  <w:num w:numId="4" w16cid:durableId="1021973694">
     <w:abstractNumId w:val="2"/>
   </w:num>
-  <w:num w:numId="3" w16cid:durableId="1705716422">
-    <w:abstractNumId w:val="3"/>
-  </w:num>
-  <w:num w:numId="4" w16cid:durableId="1021973694">
-    <w:abstractNumId w:val="1"/>
+  <w:num w:numId="5" w16cid:durableId="1694960968">
+    <w:abstractNumId w:val="0"/>
   </w:num>
 </w:numbering>
 </file>
@@ -3089,7 +3404,7 @@
     <w:name w:val="Normal"/>
     <w:qFormat/>
   </w:style>
-  <w:style w:type="paragraph" w:styleId="Heading1">
+  <w:style w:type="paragraph" w:styleId="Rubrik1">
     <w:name w:val="heading 1"/>
     <w:basedOn w:val="Normal"/>
     <w:next w:val="Normal"/>
@@ -3108,11 +3423,11 @@
       <w:szCs w:val="24"/>
     </w:rPr>
   </w:style>
-  <w:style w:type="paragraph" w:styleId="Heading2">
+  <w:style w:type="paragraph" w:styleId="Rubrik2">
     <w:name w:val="heading 2"/>
     <w:basedOn w:val="Normal"/>
     <w:next w:val="Normal"/>
-    <w:link w:val="Heading2Char"/>
+    <w:link w:val="Rubrik2Char"/>
     <w:uiPriority w:val="9"/>
     <w:unhideWhenUsed/>
     <w:qFormat/>
@@ -3129,7 +3444,7 @@
       <w:szCs w:val="24"/>
     </w:rPr>
   </w:style>
-  <w:style w:type="paragraph" w:styleId="Heading3">
+  <w:style w:type="paragraph" w:styleId="Rubrik3">
     <w:name w:val="heading 3"/>
     <w:basedOn w:val="Normal"/>
     <w:next w:val="Normal"/>
@@ -3149,7 +3464,7 @@
       <w:szCs w:val="22"/>
     </w:rPr>
   </w:style>
-  <w:style w:type="paragraph" w:styleId="Heading4">
+  <w:style w:type="paragraph" w:styleId="Rubrik4">
     <w:name w:val="heading 4"/>
     <w:basedOn w:val="Normal"/>
     <w:next w:val="Normal"/>
@@ -3169,7 +3484,7 @@
       <w:szCs w:val="22"/>
     </w:rPr>
   </w:style>
-  <w:style w:type="paragraph" w:styleId="Heading5">
+  <w:style w:type="paragraph" w:styleId="Rubrik5">
     <w:name w:val="heading 5"/>
     <w:basedOn w:val="Normal"/>
     <w:next w:val="Normal"/>
@@ -3189,7 +3504,7 @@
       <w:szCs w:val="22"/>
     </w:rPr>
   </w:style>
-  <w:style w:type="paragraph" w:styleId="Heading6">
+  <w:style w:type="paragraph" w:styleId="Rubrik6">
     <w:name w:val="heading 6"/>
     <w:basedOn w:val="Normal"/>
     <w:next w:val="Normal"/>
@@ -3209,7 +3524,7 @@
       <w:szCs w:val="22"/>
     </w:rPr>
   </w:style>
-  <w:style w:type="paragraph" w:styleId="Heading7">
+  <w:style w:type="paragraph" w:styleId="Rubrik7">
     <w:name w:val="heading 7"/>
     <w:basedOn w:val="Normal"/>
     <w:next w:val="Normal"/>
@@ -3226,7 +3541,7 @@
       <w:rFonts w:ascii="Arial" w:hAnsi="Arial"/>
     </w:rPr>
   </w:style>
-  <w:style w:type="paragraph" w:styleId="Heading8">
+  <w:style w:type="paragraph" w:styleId="Rubrik8">
     <w:name w:val="heading 8"/>
     <w:basedOn w:val="Normal"/>
     <w:next w:val="Normal"/>
@@ -3244,7 +3559,7 @@
       <w:i/>
     </w:rPr>
   </w:style>
-  <w:style w:type="paragraph" w:styleId="Heading9">
+  <w:style w:type="paragraph" w:styleId="Rubrik9">
     <w:name w:val="heading 9"/>
     <w:basedOn w:val="Normal"/>
     <w:next w:val="Normal"/>
@@ -3262,13 +3577,12 @@
       <w:i/>
     </w:rPr>
   </w:style>
-  <w:style w:type="character" w:default="1" w:styleId="DefaultParagraphFont">
+  <w:style w:type="character" w:default="1" w:styleId="Standardstycketeckensnitt">
     <w:name w:val="Default Paragraph Font"/>
     <w:uiPriority w:val="1"/>
-    <w:semiHidden/>
     <w:unhideWhenUsed/>
   </w:style>
-  <w:style w:type="table" w:default="1" w:styleId="TableNormal">
+  <w:style w:type="table" w:default="1" w:styleId="Normaltabell">
     <w:name w:val="Normal Table"/>
     <w:uiPriority w:val="99"/>
     <w:semiHidden/>
@@ -3283,13 +3597,13 @@
       </w:tblCellMar>
     </w:tblPr>
   </w:style>
-  <w:style w:type="numbering" w:default="1" w:styleId="NoList">
+  <w:style w:type="numbering" w:default="1" w:styleId="Ingenlista">
     <w:name w:val="No List"/>
     <w:uiPriority w:val="99"/>
     <w:semiHidden/>
     <w:unhideWhenUsed/>
   </w:style>
-  <w:style w:type="table" w:customStyle="1" w:styleId="TableNormal0">
+  <w:style w:type="table" w:customStyle="1" w:styleId="TableNormal">
     <w:name w:val="TableNormal"/>
     <w:tblPr>
       <w:tblCellMar>
@@ -3300,7 +3614,7 @@
       </w:tblCellMar>
     </w:tblPr>
   </w:style>
-  <w:style w:type="paragraph" w:styleId="Title">
+  <w:style w:type="paragraph" w:styleId="Rubrik">
     <w:name w:val="Title"/>
     <w:basedOn w:val="Normal"/>
     <w:next w:val="Normal"/>
@@ -3318,7 +3632,7 @@
       <w:szCs w:val="72"/>
     </w:rPr>
   </w:style>
-  <w:style w:type="character" w:styleId="FootnoteReference">
+  <w:style w:type="character" w:styleId="Fotnotsreferens">
     <w:name w:val="footnote reference"/>
     <w:semiHidden/>
     <w:rPr>
@@ -3362,7 +3676,7 @@
       <w:sz w:val="20"/>
     </w:rPr>
   </w:style>
-  <w:style w:type="paragraph" w:styleId="FootnoteText">
+  <w:style w:type="paragraph" w:styleId="Fotnotstext">
     <w:name w:val="footnote text"/>
     <w:basedOn w:val="Normal"/>
     <w:semiHidden/>
@@ -3377,7 +3691,7 @@
       <w:ind w:left="144" w:hanging="144"/>
     </w:pPr>
   </w:style>
-  <w:style w:type="paragraph" w:styleId="Footer">
+  <w:style w:type="paragraph" w:styleId="Sidfot">
     <w:name w:val="footer"/>
     <w:basedOn w:val="Normal"/>
     <w:pPr>
@@ -3396,7 +3710,7 @@
   </w:style>
   <w:style w:type="paragraph" w:customStyle="1" w:styleId="Abstract">
     <w:name w:val="Abstract"/>
-    <w:basedOn w:val="Heading1"/>
+    <w:basedOn w:val="Rubrik1"/>
     <w:pPr>
       <w:spacing w:before="0" w:after="120"/>
       <w:jc w:val="both"/>
@@ -3407,7 +3721,7 @@
       <w:sz w:val="18"/>
     </w:rPr>
   </w:style>
-  <w:style w:type="paragraph" w:styleId="ListNumber3">
+  <w:style w:type="paragraph" w:styleId="Numreradlista3">
     <w:name w:val="List Number 3"/>
     <w:basedOn w:val="Normal"/>
     <w:pPr>
@@ -3435,11 +3749,11 @@
       <w:jc w:val="left"/>
     </w:pPr>
   </w:style>
-  <w:style w:type="character" w:styleId="PageNumber">
+  <w:style w:type="character" w:styleId="Sidnummer">
     <w:name w:val="page number"/>
-    <w:basedOn w:val="DefaultParagraphFont"/>
+    <w:basedOn w:val="Standardstycketeckensnitt"/>
   </w:style>
-  <w:style w:type="paragraph" w:styleId="BodyTextIndent">
+  <w:style w:type="paragraph" w:styleId="Brdtextmedindrag">
     <w:name w:val="Body Text Indent"/>
     <w:basedOn w:val="Normal"/>
     <w:pPr>
@@ -3447,7 +3761,7 @@
       <w:ind w:firstLine="360"/>
     </w:pPr>
   </w:style>
-  <w:style w:type="paragraph" w:styleId="DocumentMap">
+  <w:style w:type="paragraph" w:styleId="Dokumentversikt">
     <w:name w:val="Document Map"/>
     <w:basedOn w:val="Normal"/>
     <w:semiHidden/>
@@ -3458,7 +3772,7 @@
       <w:rFonts w:ascii="Tahoma" w:hAnsi="Tahoma" w:cs="Tahoma"/>
     </w:rPr>
   </w:style>
-  <w:style w:type="paragraph" w:styleId="Caption">
+  <w:style w:type="paragraph" w:styleId="Beskrivning">
     <w:name w:val="caption"/>
     <w:basedOn w:val="Normal"/>
     <w:next w:val="Normal"/>
@@ -3474,7 +3788,7 @@
       <w:lang w:eastAsia="en-AU"/>
     </w:rPr>
   </w:style>
-  <w:style w:type="paragraph" w:styleId="BodyText">
+  <w:style w:type="paragraph" w:styleId="Brdtext">
     <w:name w:val="Body Text"/>
     <w:basedOn w:val="Normal"/>
     <w:pPr>
@@ -3485,14 +3799,14 @@
       <w:sz w:val="16"/>
     </w:rPr>
   </w:style>
-  <w:style w:type="character" w:styleId="Hyperlink">
+  <w:style w:type="character" w:styleId="Hyperlnk">
     <w:name w:val="Hyperlink"/>
     <w:rPr>
       <w:color w:val="0000FF"/>
       <w:u w:val="single"/>
     </w:rPr>
   </w:style>
-  <w:style w:type="paragraph" w:styleId="Header">
+  <w:style w:type="paragraph" w:styleId="Sidhuvud">
     <w:name w:val="header"/>
     <w:basedOn w:val="Normal"/>
     <w:pPr>
@@ -3502,7 +3816,7 @@
       </w:tabs>
     </w:pPr>
   </w:style>
-  <w:style w:type="character" w:styleId="FollowedHyperlink">
+  <w:style w:type="character" w:styleId="AnvndHyperlnk">
     <w:name w:val="FollowedHyperlink"/>
     <w:rsid w:val="00C13CC7"/>
     <w:rPr>
@@ -3510,10 +3824,10 @@
       <w:u w:val="single"/>
     </w:rPr>
   </w:style>
-  <w:style w:type="character" w:customStyle="1" w:styleId="Heading2Char">
-    <w:name w:val="Heading 2 Char"/>
-    <w:basedOn w:val="DefaultParagraphFont"/>
-    <w:link w:val="Heading2"/>
+  <w:style w:type="character" w:customStyle="1" w:styleId="Rubrik2Char">
+    <w:name w:val="Rubrik 2 Char"/>
+    <w:basedOn w:val="Standardstycketeckensnitt"/>
+    <w:link w:val="Rubrik2"/>
     <w:rsid w:val="00025A8E"/>
     <w:rPr>
       <w:b/>
@@ -3522,7 +3836,7 @@
       <w:lang w:eastAsia="en-US"/>
     </w:rPr>
   </w:style>
-  <w:style w:type="paragraph" w:styleId="Subtitle">
+  <w:style w:type="paragraph" w:styleId="Underrubrik">
     <w:name w:val="Subtitle"/>
     <w:basedOn w:val="Normal"/>
     <w:next w:val="Normal"/>
@@ -3540,6 +3854,29 @@
       <w:color w:val="666666"/>
       <w:sz w:val="48"/>
       <w:szCs w:val="48"/>
+    </w:rPr>
+  </w:style>
+  <w:style w:type="paragraph" w:styleId="Liststycke">
+    <w:name w:val="List Paragraph"/>
+    <w:basedOn w:val="Normal"/>
+    <w:uiPriority w:val="34"/>
+    <w:qFormat/>
+    <w:rsid w:val="00234873"/>
+    <w:pPr>
+      <w:ind w:left="720"/>
+      <w:contextualSpacing/>
+    </w:pPr>
+  </w:style>
+  <w:style w:type="character" w:styleId="Olstomnmnande">
+    <w:name w:val="Unresolved Mention"/>
+    <w:basedOn w:val="Standardstycketeckensnitt"/>
+    <w:uiPriority w:val="99"/>
+    <w:semiHidden/>
+    <w:unhideWhenUsed/>
+    <w:rsid w:val="006C209F"/>
+    <w:rPr>
+      <w:color w:val="605E5C"/>
+      <w:shd w:val="clear" w:color="auto" w:fill="E1DFDD"/>
     </w:rPr>
   </w:style>
 </w:styles>

--- a/Industrial AI - Part II .docx
+++ b/Industrial AI - Part II .docx
@@ -40,9 +40,13 @@
           <w:color w:val="000000"/>
           <w:sz w:val="24"/>
           <w:szCs w:val="24"/>
-        </w:rPr>
-      </w:pPr>
-      <w:r>
+          <w:lang w:val="sv-SE"/>
+        </w:rPr>
+      </w:pPr>
+      <w:r>
+        <w:rPr>
+          <w:lang w:val="sv-SE"/>
+        </w:rPr>
         <w:br w:type="column"/>
       </w:r>
       <w:r>
@@ -51,8 +55,19 @@
           <w:color w:val="000000"/>
           <w:sz w:val="24"/>
           <w:szCs w:val="24"/>
-        </w:rPr>
-        <w:t xml:space="preserve"> Author’s Name</w:t>
+          <w:lang w:val="sv-SE"/>
+        </w:rPr>
+        <w:t xml:space="preserve"> </w:t>
+      </w:r>
+      <w:r>
+        <w:rPr>
+          <w:rFonts w:ascii="Helvetica Neue" w:eastAsia="Helvetica Neue" w:hAnsi="Helvetica Neue" w:cs="Helvetica Neue"/>
+          <w:color w:val="000000"/>
+          <w:sz w:val="24"/>
+          <w:szCs w:val="24"/>
+          <w:lang w:val="sv-SE"/>
+        </w:rPr>
+        <w:t>Viktor Lindberg</w:t>
       </w:r>
     </w:p>
     <w:p>
@@ -72,6 +87,7 @@
           <w:szCs w:val="20"/>
         </w:rPr>
       </w:pPr>
+      <w:proofErr w:type="spellStart"/>
       <w:r>
         <w:rPr>
           <w:rFonts w:ascii="Helvetica Neue" w:eastAsia="Helvetica Neue" w:hAnsi="Helvetica Neue" w:cs="Helvetica Neue"/>
@@ -79,7 +95,26 @@
           <w:sz w:val="20"/>
           <w:szCs w:val="20"/>
         </w:rPr>
-        <w:t>Author's affiliation</w:t>
+        <w:t>Luleå</w:t>
+      </w:r>
+      <w:proofErr w:type="spellEnd"/>
+      <w:r>
+        <w:rPr>
+          <w:rFonts w:ascii="Helvetica Neue" w:eastAsia="Helvetica Neue" w:hAnsi="Helvetica Neue" w:cs="Helvetica Neue"/>
+          <w:color w:val="000000"/>
+          <w:sz w:val="20"/>
+          <w:szCs w:val="20"/>
+        </w:rPr>
+        <w:t xml:space="preserve"> University o</w:t>
+      </w:r>
+      <w:r>
+        <w:rPr>
+          <w:rFonts w:ascii="Helvetica Neue" w:eastAsia="Helvetica Neue" w:hAnsi="Helvetica Neue" w:cs="Helvetica Neue"/>
+          <w:color w:val="000000"/>
+          <w:sz w:val="20"/>
+          <w:szCs w:val="20"/>
+        </w:rPr>
+        <w:t>f Technology</w:t>
       </w:r>
     </w:p>
     <w:p>
@@ -107,7 +142,7 @@
           <w:sz w:val="24"/>
           <w:szCs w:val="24"/>
         </w:rPr>
-        <w:t>E-mail</w:t>
+        <w:t>viklio-3@student.ltu.se</w:t>
       </w:r>
     </w:p>
     <w:p>
@@ -222,15 +257,7 @@
         <w:t xml:space="preserve"> LiDAR; point-cloud processing; Catmull-rom</w:t>
       </w:r>
       <w:r>
-        <w:t xml:space="preserve">; </w:t>
-      </w:r>
-      <w:proofErr w:type="spellStart"/>
-      <w:r>
-        <w:t>eMaintenance</w:t>
-      </w:r>
-      <w:proofErr w:type="spellEnd"/>
-      <w:r>
-        <w:t>; Industrial AI</w:t>
+        <w:t>; eMaintenance; Industrial AI</w:t>
       </w:r>
     </w:p>
     <w:p>
@@ -275,7 +302,19 @@
         <w:t xml:space="preserve">. </w:t>
       </w:r>
       <w:r>
-        <w:t>Railway track degrades continuously under traffic, and the consequences of derailment can be very costly and dangerous. For instance, on 17 December 2023, in the north of Sweden a derailment stopped LKAB’s iron ore transport for 65 days, causing an estimated loss of 100 million SEK in revenue per day - 6,5 billion SEK in total</w:t>
+        <w:t xml:space="preserve">Railway track degrades continuously under traffic, and the consequences of derailment can be very costly and dangerous. For instance, on 17 December 2023, in the north of Sweden a derailment stopped LKAB’s iron ore transport for 65 days, causing an estimated loss of 100 million SEK in revenue per day </w:t>
+      </w:r>
+      <w:r>
+        <w:t>–</w:t>
+      </w:r>
+      <w:r>
+        <w:t xml:space="preserve"> 6</w:t>
+      </w:r>
+      <w:r>
+        <w:t>.5</w:t>
+      </w:r>
+      <w:r>
+        <w:t xml:space="preserve"> billion SEK in total</w:t>
       </w:r>
       <w:r>
         <w:t xml:space="preserve"> </w:t>
@@ -285,13 +324,7 @@
           <w:rPr>
             <w:rStyle w:val="Hyperlnk"/>
           </w:rPr>
-          <w:t>[2</w:t>
-        </w:r>
-        <w:r>
-          <w:rPr>
-            <w:rStyle w:val="Hyperlnk"/>
-          </w:rPr>
-          <w:t>]</w:t>
+          <w:t>[2]</w:t>
         </w:r>
       </w:hyperlink>
       <w:r>
@@ -310,13 +343,17 @@
         <w:spacing w:after="120"/>
       </w:pPr>
       <w:r>
-        <w:t xml:space="preserve">The investigation found that the derailment began with a fatigue crack in the flange of one wheel, damaging about 15 </w:t>
-      </w:r>
-      <w:proofErr w:type="spellStart"/>
-      <w:r>
-        <w:t>kilometers</w:t>
-      </w:r>
-      <w:proofErr w:type="spellEnd"/>
+        <w:t xml:space="preserve">The investigation found that the derailment began with a fatigue crack in the flange of one wheel, </w:t>
+      </w:r>
+      <w:r>
+        <w:t>continuing derailed for</w:t>
+      </w:r>
+      <w:r>
+        <w:t xml:space="preserve"> about 15 </w:t>
+      </w:r>
+      <w:r>
+        <w:t>kilometres</w:t>
+      </w:r>
       <w:r>
         <w:t xml:space="preserve"> of track before several wagons derailed. The wheel had met applicable standards with no problems reported in its maintenance history (</w:t>
       </w:r>
@@ -377,18 +414,6 @@
             <w:color w:val="1155CC"/>
             <w:u w:val="single"/>
           </w:rPr>
-          <w:t>Hu et al., 2025</w:t>
-        </w:r>
-      </w:hyperlink>
-      <w:r>
-        <w:t xml:space="preserve">; </w:t>
-      </w:r>
-      <w:hyperlink r:id="rId12">
-        <w:r>
-          <w:rPr>
-            <w:color w:val="1155CC"/>
-            <w:u w:val="single"/>
-          </w:rPr>
           <w:t>Yadav et al., 2026</w:t>
         </w:r>
       </w:hyperlink>
@@ -410,7 +435,7 @@
       <w:r>
         <w:t>Today, beyond safety concerns, worn or defective tracks require temporary speed restrictions, and track downtime until repairs are completed. This leads to delays, reduced availability, higher maintenance and operating costs (</w:t>
       </w:r>
-      <w:hyperlink r:id="rId13">
+      <w:hyperlink r:id="rId12">
         <w:r>
           <w:rPr>
             <w:color w:val="1155CC"/>
@@ -435,31 +460,47 @@
         <w:spacing w:after="120"/>
       </w:pPr>
       <w:r>
-        <w:t xml:space="preserve">Downtime reflects weakness in the railway infrastructure and makes the railway less reliable as a core pillar for future transport. With digitalization growing exponentially, </w:t>
+        <w:t xml:space="preserve">Downtime reflects weakness in the railway infrastructure and makes the railway less reliable as a core pillar for future transport. </w:t>
+      </w:r>
+      <w:r>
+        <w:t xml:space="preserve">Digitalisation of the European railway is moving forward but slowed by </w:t>
+      </w:r>
+      <w:r>
+        <w:t>fragmented</w:t>
+      </w:r>
+      <w:r>
+        <w:t xml:space="preserve"> planning and funding </w:t>
+      </w:r>
+      <w:hyperlink w:anchor="bookmark=id.bl04lvuct1ja" w:history="1">
+        <w:r>
+          <w:rPr>
+            <w:rStyle w:val="Hyperlnk"/>
+          </w:rPr>
+          <w:t>[1]</w:t>
+        </w:r>
+      </w:hyperlink>
+      <w:r>
+        <w:t xml:space="preserve">; eMaintenance is one way to turn the data it produces into a more proactive approach. </w:t>
+      </w:r>
+      <w:r>
+        <w:t xml:space="preserve">eMaintenance can be described as the modern way of maintenance management utilizing technology and digital solutions such as sensors, IoT, and software to monitor data from for example equipment </w:t>
+      </w:r>
+      <w:r>
+        <w:t xml:space="preserve">and infrastructure </w:t>
+      </w:r>
+      <w:r>
+        <w:t xml:space="preserve">(Candell &amp; Karim, 2008; </w:t>
       </w:r>
       <w:proofErr w:type="spellStart"/>
       <w:r>
-        <w:t>eMaintenance</w:t>
+        <w:t>Kajko</w:t>
       </w:r>
       <w:proofErr w:type="spellEnd"/>
       <w:r>
-        <w:t xml:space="preserve"> can be utilized toward a more proactive approach. </w:t>
-      </w:r>
-      <w:proofErr w:type="spellStart"/>
-      <w:r>
-        <w:t>eMaintenance</w:t>
-      </w:r>
-      <w:proofErr w:type="spellEnd"/>
-      <w:r>
-        <w:t xml:space="preserve"> can be described as the modern way of maintenance management utilizing technology and digital solutions such as sensors, IoT, and software to monitor data from for example equipment or machines. The purpose of </w:t>
-      </w:r>
-      <w:proofErr w:type="spellStart"/>
-      <w:r>
-        <w:t>eMaintenance</w:t>
-      </w:r>
-      <w:proofErr w:type="spellEnd"/>
-      <w:r>
-        <w:t xml:space="preserve"> is to “predict and prevent”, not “fail and fix” (</w:t>
+        <w:t>-Mattsson et al., 2010)</w:t>
+      </w:r>
+      <w:r>
+        <w:t>. The purpose of eMaintenance is to “predict and prevent”, not “fail and fix” (</w:t>
       </w:r>
       <w:proofErr w:type="spellStart"/>
       <w:r>
@@ -490,72 +531,33 @@
         <w:fldChar w:fldCharType="end"/>
       </w:r>
       <w:r>
-        <w:t>). By doing this, it enables maintenance planning to be more proactive, reducing downtime, and increasing the life span of equipment. In an industrial context, this creates value for organizations as it allows them to save resources, increase productivity and efficiency (</w:t>
-      </w:r>
-      <w:hyperlink r:id="rId14">
-        <w:r>
-          <w:rPr>
-            <w:color w:val="1155CC"/>
-            <w:u w:val="single"/>
-          </w:rPr>
-          <w:t>Candell &amp; Karim, 2008</w:t>
-        </w:r>
-      </w:hyperlink>
-      <w:r>
-        <w:t xml:space="preserve">; </w:t>
-      </w:r>
-      <w:hyperlink r:id="rId15">
-        <w:proofErr w:type="spellStart"/>
-        <w:r>
-          <w:rPr>
-            <w:color w:val="1155CC"/>
-            <w:u w:val="single"/>
-          </w:rPr>
-          <w:t>Kajko</w:t>
-        </w:r>
-        <w:proofErr w:type="spellEnd"/>
-        <w:r>
-          <w:rPr>
-            <w:color w:val="1155CC"/>
-            <w:u w:val="single"/>
-          </w:rPr>
-          <w:t>-Mattsson et al., 2010</w:t>
-        </w:r>
-      </w:hyperlink>
-      <w:r>
-        <w:t xml:space="preserve">; </w:t>
-      </w:r>
-      <w:hyperlink r:id="rId16">
-        <w:proofErr w:type="spellStart"/>
-        <w:r>
-          <w:rPr>
-            <w:color w:val="1155CC"/>
-            <w:u w:val="single"/>
-          </w:rPr>
-          <w:t>Iung</w:t>
-        </w:r>
-        <w:proofErr w:type="spellEnd"/>
-        <w:r>
-          <w:rPr>
-            <w:color w:val="1155CC"/>
-            <w:u w:val="single"/>
-          </w:rPr>
-          <w:t xml:space="preserve"> et al., 2009</w:t>
-        </w:r>
-      </w:hyperlink>
-      <w:r>
-        <w:t>).</w:t>
-      </w:r>
-    </w:p>
-    <w:p>
-      <w:pPr>
-        <w:spacing w:after="120"/>
-      </w:pPr>
-      <w:r>
-        <w:t xml:space="preserve">Especially of interest if how track geometry changes over time. There are several methods to quantify this. One way to use TQI (track quality index), which aggregates geometric deviations from </w:t>
-      </w:r>
-      <w:r>
-        <w:t xml:space="preserve">five geometry parameters: gauge, cross-level, </w:t>
+        <w:t>). By doing this, it enables maintenance planning to be more proactive, reducing downtime, and increasing the life span of equipment. In an industrial context, this creates value for organizations as it allows them to save resources, increase productivity and efficiency</w:t>
+      </w:r>
+      <w:r>
+        <w:t>.</w:t>
+      </w:r>
+    </w:p>
+    <w:p>
+      <w:pPr>
+        <w:spacing w:after="120"/>
+      </w:pPr>
+      <w:r>
+        <w:t xml:space="preserve">Especially of interest if how track geometry changes over time. There are several methods to quantify this. </w:t>
+      </w:r>
+      <w:r>
+        <w:t xml:space="preserve">One is the Track Quality </w:t>
+      </w:r>
+      <w:r>
+        <w:t>Index (</w:t>
+      </w:r>
+      <w:r>
+        <w:t>TQI</w:t>
+      </w:r>
+      <w:r>
+        <w:t>)</w:t>
+      </w:r>
+      <w:r>
+        <w:t xml:space="preserve">, which aggregates geometric deviations from five geometry parameters: gauge, cross-level, </w:t>
       </w:r>
       <w:proofErr w:type="gramStart"/>
       <w:r>
@@ -569,37 +571,50 @@
         <w:t>Sharma et al. (2018)</w:t>
       </w:r>
       <w:r>
-        <w:t xml:space="preserve">). These features can in theory be extracted using LiDAR point cloud, but </w:t>
-      </w:r>
-      <w:r>
-        <w:t>four</w:t>
-      </w:r>
-      <w:r>
-        <w:t xml:space="preserve"> of these features require heights independent of the measuring platform</w:t>
-      </w:r>
-      <w:r>
-        <w:t xml:space="preserve"> (</w:t>
-      </w:r>
-      <w:r>
-        <w:t>gauge, cross-level, can’t, twist, and surface</w:t>
-      </w:r>
-      <w:r>
-        <w:t>)</w:t>
-      </w:r>
-      <w:r>
-        <w:t xml:space="preserve">. This means that if </w:t>
-      </w:r>
-      <w:r>
-        <w:t xml:space="preserve">LiDAR </w:t>
-      </w:r>
-      <w:r>
-        <w:t xml:space="preserve">data is collected on a vehicle that itself rides on the </w:t>
-      </w:r>
-      <w:r>
-        <w:t>track</w:t>
-      </w:r>
-      <w:r>
-        <w:t xml:space="preserve"> the differences cancel out, and only gauge, lateral alignment and relative height can be followed.</w:t>
+        <w:t>). These features can in theory be extracted using LiDAR point cloud, but four of these features require heights independent of the measuring platform (</w:t>
+      </w:r>
+      <w:r>
+        <w:t xml:space="preserve">cross-level, </w:t>
+      </w:r>
+      <w:proofErr w:type="gramStart"/>
+      <w:r>
+        <w:t>cant</w:t>
+      </w:r>
+      <w:proofErr w:type="gramEnd"/>
+      <w:r>
+        <w:t>, twist, and surface</w:t>
+      </w:r>
+      <w:r>
+        <w:t xml:space="preserve">). This means that if LiDAR data is collected on a vehicle that itself rides on the </w:t>
+      </w:r>
+      <w:r>
+        <w:t>rail</w:t>
+      </w:r>
+      <w:r>
+        <w:t xml:space="preserve"> the differences cancel out, and only gauge</w:t>
+      </w:r>
+      <w:r>
+        <w:t xml:space="preserve"> and</w:t>
+      </w:r>
+      <w:r>
+        <w:t xml:space="preserve"> lateral alignment</w:t>
+      </w:r>
+      <w:r>
+        <w:t xml:space="preserve"> can be fully followed.</w:t>
+      </w:r>
+      <w:r>
+        <w:t xml:space="preserve"> </w:t>
+      </w:r>
+      <w:r>
+        <w:t xml:space="preserve">Because height is only relative to the sensor, it leaves short-wavelength features such as dipped joints but not settlement, cross-level, </w:t>
+      </w:r>
+      <w:proofErr w:type="gramStart"/>
+      <w:r>
+        <w:t>cant</w:t>
+      </w:r>
+      <w:proofErr w:type="gramEnd"/>
+      <w:r>
+        <w:t xml:space="preserve"> or twist.</w:t>
       </w:r>
     </w:p>
     <w:p>
@@ -628,7 +643,13 @@
         <w:t xml:space="preserve">Using point cloud and tracking the points as a 3D curve in a fixed frame it allows for a second representation </w:t>
       </w:r>
       <w:r>
-        <w:t xml:space="preserve">that allows point-to-point comparison between runs and differences expressed in millimetres. The curve shows how the geometry has changed, while still holding enough information to derive </w:t>
+        <w:t xml:space="preserve">that allows point-to-point comparison between runs and differences expressed in millimetres. The curve shows </w:t>
+      </w:r>
+      <w:r>
+        <w:t xml:space="preserve">where and </w:t>
+      </w:r>
+      <w:r>
+        <w:t xml:space="preserve">how the geometry has changed, while still holding enough information to derive </w:t>
       </w:r>
       <w:r>
         <w:t xml:space="preserve">the </w:t>
@@ -642,7 +663,7 @@
         <w:spacing w:after="120"/>
       </w:pPr>
       <w:r>
-        <w:t xml:space="preserve">Splines have previously been used to represent track </w:t>
+        <w:t xml:space="preserve">Splines have been used to represent track </w:t>
       </w:r>
       <w:proofErr w:type="gramStart"/>
       <w:r>
@@ -678,7 +699,13 @@
       </w:r>
       <w:proofErr w:type="spellEnd"/>
       <w:r>
-        <w:t xml:space="preserve"> curves fitted through modelled rail pieces (Díaz Benito, 2012). These methods rely on data parameters </w:t>
+        <w:t xml:space="preserve"> curves fitted through modelled rail pieces (Díaz Benito, 2012). These methods rely on data </w:t>
+      </w:r>
+      <w:r>
+        <w:t>input</w:t>
+      </w:r>
+      <w:r>
+        <w:t xml:space="preserve"> </w:t>
       </w:r>
       <w:r>
         <w:t>this project</w:t>
@@ -687,10 +714,22 @@
         <w:t xml:space="preserve"> dataset lacks, such as camera images with GNSS</w:t>
       </w:r>
       <w:r>
-        <w:t xml:space="preserve">. A less investigated method is to build the curve with a Catmull-Rom spline. Catmull-Rom passed through every control point and each segment depends on its four nearest points (Catmull &amp; Rom, 1974). </w:t>
-      </w:r>
-      <w:r>
-        <w:t xml:space="preserve">This means that if the track changes at one specific point, the curve changes at that place and nowhere else, whereas an index such as TQI averages to one number per section, causing the location and size of the change to be lost and, as previously mentioned by Sharma et al. (2018) severe spot failures to be potentially missed. </w:t>
+        <w:t xml:space="preserve">. A less investigated method is to build the curve with a Catmull-Rom spline. Catmull-Rom passed through every control point and each segment depends </w:t>
+      </w:r>
+      <w:r>
+        <w:t xml:space="preserve">only </w:t>
+      </w:r>
+      <w:r>
+        <w:t xml:space="preserve">on its four nearest points (Catmull &amp; Rom, 1974). </w:t>
+      </w:r>
+      <w:r>
+        <w:t xml:space="preserve">This means that if the track changes at one specific point, the curve changes at that place and nowhere else, whereas an index such as TQI averages to one number per section, causing the location and size of the change to be lost and, as </w:t>
+      </w:r>
+      <w:r>
+        <w:t xml:space="preserve">noted above, </w:t>
+      </w:r>
+      <w:r>
+        <w:t xml:space="preserve">severe spot failures to be potentially missed. </w:t>
       </w:r>
     </w:p>
     <w:p>
@@ -710,7 +749,7 @@
         <w:t>ies</w:t>
       </w:r>
       <w:r>
-        <w:t xml:space="preserve"> a centripetal Catmull-Rom representation to a using a LiDAR point cloud of a specific line</w:t>
+        <w:t xml:space="preserve"> a centripetal Catmull-Rom representation to a LiDAR point cloud of a specific line</w:t>
       </w:r>
       <w:r>
         <w:t>, buil</w:t>
@@ -719,18 +758,102 @@
         <w:t>d</w:t>
       </w:r>
       <w:r>
-        <w:t>s a pipeline that turns a run into a repeatable 3D curve in a fixed reference frame, and derives features such as gauge, alignment, a per-section TQI. Since only on run of the same track was available, the comparison between runs could not be made. Instead, the study measures how repeatable the curve is and how small a change it can detect. The aim is to</w:t>
-      </w:r>
-      <w:r>
-        <w:t xml:space="preserve"> increase available research and </w:t>
-      </w:r>
-      <w:proofErr w:type="gramStart"/>
-      <w:r>
-        <w:t>open up</w:t>
-      </w:r>
-      <w:proofErr w:type="gramEnd"/>
-      <w:r>
-        <w:t xml:space="preserve"> to further work in the area. Future work research could be, but is not limited to:</w:t>
+        <w:t xml:space="preserve">s a pipeline that turns a run into a repeatable 3D curve in a fixed reference frame, and derives features </w:t>
+      </w:r>
+      <w:r>
+        <w:t>the</w:t>
+      </w:r>
+      <w:r>
+        <w:t xml:space="preserve"> gauge. </w:t>
+      </w:r>
+      <w:r>
+        <w:t>The gauge is then compared to FRA safety limits and Trafikverkets maintenance limits, which depend on the speed of the class. Because</w:t>
+      </w:r>
+      <w:r>
+        <w:t xml:space="preserve"> only on</w:t>
+      </w:r>
+      <w:r>
+        <w:t>e</w:t>
+      </w:r>
+      <w:r>
+        <w:t xml:space="preserve"> run of the same track was available, the comparison between runs could not be made. Instead, the study </w:t>
+      </w:r>
+      <w:r>
+        <w:t xml:space="preserve">measures the method’s own error by splitting the scan into two halves. </w:t>
+      </w:r>
+    </w:p>
+    <w:p>
+      <w:pPr>
+        <w:spacing w:after="120"/>
+      </w:pPr>
+      <w:r>
+        <w:t xml:space="preserve">measures how repeatable the curve is and how small a change it can detect. </w:t>
+      </w:r>
+      <w:r>
+        <w:t>This is done by splitting the scan in half and planting faults in one half. It therefore tests how densely the curve should sample the track, and using a simulation built from the same scan, it shows how the curve could be used when tracking change over time. The research questions asked are:</w:t>
+      </w:r>
+    </w:p>
+    <w:p>
+      <w:pPr>
+        <w:pStyle w:val="Liststycke"/>
+        <w:numPr>
+          <w:ilvl w:val="0"/>
+          <w:numId w:val="8"/>
+        </w:numPr>
+        <w:spacing w:after="120"/>
+      </w:pPr>
+      <w:r>
+        <w:t xml:space="preserve">How much </w:t>
+      </w:r>
+      <w:r>
+        <w:t>do two curves of the same track differ when the scan is split into two halves? What is the noise for gauge, alignment, and height?</w:t>
+      </w:r>
+    </w:p>
+    <w:p>
+      <w:pPr>
+        <w:pStyle w:val="Liststycke"/>
+        <w:numPr>
+          <w:ilvl w:val="0"/>
+          <w:numId w:val="8"/>
+        </w:numPr>
+        <w:spacing w:after="120"/>
+      </w:pPr>
+      <w:r>
+        <w:lastRenderedPageBreak/>
+        <w:t>Which track faults can be detected using the curve, and how does the distance between control points affect detected faults?</w:t>
+      </w:r>
+    </w:p>
+    <w:p>
+      <w:pPr>
+        <w:pStyle w:val="Liststycke"/>
+        <w:numPr>
+          <w:ilvl w:val="0"/>
+          <w:numId w:val="8"/>
+        </w:numPr>
+        <w:spacing w:after="120"/>
+      </w:pPr>
+    </w:p>
+    <w:p>
+      <w:pPr>
+        <w:spacing w:after="120"/>
+      </w:pPr>
+      <w:r>
+        <w:t>The</w:t>
+      </w:r>
+      <w:r>
+        <w:t xml:space="preserve"> aim is to</w:t>
+      </w:r>
+      <w:r>
+        <w:t xml:space="preserve"> increase available </w:t>
+      </w:r>
+      <w:r>
+        <w:t>research</w:t>
+      </w:r>
+      <w:r>
+        <w:t>. Future work research could be, but is not limited to</w:t>
+      </w:r>
+      <w:r>
+        <w:t>:</w:t>
       </w:r>
     </w:p>
     <w:p>
@@ -803,7 +926,6 @@
         <w:spacing w:after="120"/>
       </w:pPr>
       <w:r>
-        <w:lastRenderedPageBreak/>
         <w:t>PAGE SIZE</w:t>
       </w:r>
     </w:p>
@@ -1083,7 +1205,7 @@
                     <pic:cNvPicPr preferRelativeResize="0"/>
                   </pic:nvPicPr>
                   <pic:blipFill>
-                    <a:blip r:embed="rId17"/>
+                    <a:blip r:embed="rId13"/>
                     <a:srcRect b="14078"/>
                     <a:stretch>
                       <a:fillRect/>
@@ -1256,10 +1378,7 @@
         <w:spacing w:after="120"/>
       </w:pPr>
       <w:r>
-        <w:t xml:space="preserve">References should be published materials accessible to the public. Internal technical reports may be cited only if they are easily </w:t>
-      </w:r>
-      <w:r>
-        <w:t>accessible (i.e. you can give the address to obtain the report within your citation) and may be obtained by any reader. Proprietary information may not be cited. Private communications should be acknowledged, not referenced (e.g., “[Nilsson, personal communication]”).</w:t>
+        <w:t>References should be published materials accessible to the public. Internal technical reports may be cited only if they are easily accessible (i.e. you can give the address to obtain the report within your citation) and may be obtained by any reader. Proprietary information may not be cited. Private communications should be acknowledged, not referenced (e.g., “[Nilsson, personal communication]”).</w:t>
       </w:r>
     </w:p>
     <w:p>
@@ -1452,6 +1571,7 @@
         <w:spacing w:before="120"/>
       </w:pPr>
       <w:r>
+        <w:lastRenderedPageBreak/>
         <w:t>Subsubsections</w:t>
       </w:r>
     </w:p>
@@ -1669,7 +1789,6 @@
           <w:noProof/>
           <w:color w:val="000000"/>
         </w:rPr>
-        <w:lastRenderedPageBreak/>
         <w:drawing>
           <wp:inline distT="0" distB="0" distL="0" distR="0" wp14:anchorId="7CF37626" wp14:editId="23087F60">
             <wp:extent cx="2319020" cy="2157730"/>
@@ -1684,7 +1803,7 @@
                     <pic:cNvPicPr preferRelativeResize="0"/>
                   </pic:nvPicPr>
                   <pic:blipFill>
-                    <a:blip r:embed="rId18"/>
+                    <a:blip r:embed="rId14"/>
                     <a:srcRect/>
                     <a:stretch>
                       <a:fillRect/>
@@ -1899,7 +2018,7 @@
         </w:rPr>
         <w:t xml:space="preserve">European Parliamentary Research Service (2026). </w:t>
       </w:r>
-      <w:hyperlink r:id="rId19" w:history="1">
+      <w:hyperlink r:id="rId15" w:history="1">
         <w:r>
           <w:rPr>
             <w:rStyle w:val="Hyperlnk"/>
@@ -1977,7 +2096,7 @@
         </w:rPr>
         <w:t xml:space="preserve">LKAB (2025). </w:t>
       </w:r>
-      <w:hyperlink r:id="rId20" w:history="1">
+      <w:hyperlink r:id="rId16" w:history="1">
         <w:r>
           <w:rPr>
             <w:rStyle w:val="Hyperlnk"/>
@@ -2804,6 +2923,207 @@
     </w:lvl>
   </w:abstractNum>
   <w:abstractNum w:abstractNumId="3" w15:restartNumberingAfterBreak="0">
+    <w:nsid w:val="4CAC1885"/>
+    <w:multiLevelType w:val="hybridMultilevel"/>
+    <w:tmpl w:val="58ECC770"/>
+    <w:lvl w:ilvl="0" w:tplc="196ED81C">
+      <w:numFmt w:val="bullet"/>
+      <w:lvlText w:val="-"/>
+      <w:lvlJc w:val="left"/>
+      <w:pPr>
+        <w:ind w:left="720" w:hanging="360"/>
+      </w:pPr>
+      <w:rPr>
+        <w:rFonts w:ascii="Times New Roman" w:eastAsia="Times New Roman" w:hAnsi="Times New Roman" w:cs="Times New Roman" w:hint="default"/>
+      </w:rPr>
+    </w:lvl>
+    <w:lvl w:ilvl="1" w:tplc="041D0003" w:tentative="1">
+      <w:start w:val="1"/>
+      <w:numFmt w:val="bullet"/>
+      <w:lvlText w:val="o"/>
+      <w:lvlJc w:val="left"/>
+      <w:pPr>
+        <w:ind w:left="1440" w:hanging="360"/>
+      </w:pPr>
+      <w:rPr>
+        <w:rFonts w:ascii="Courier New" w:hAnsi="Courier New" w:cs="Courier New" w:hint="default"/>
+      </w:rPr>
+    </w:lvl>
+    <w:lvl w:ilvl="2" w:tplc="041D0005" w:tentative="1">
+      <w:start w:val="1"/>
+      <w:numFmt w:val="bullet"/>
+      <w:lvlText w:val=""/>
+      <w:lvlJc w:val="left"/>
+      <w:pPr>
+        <w:ind w:left="2160" w:hanging="360"/>
+      </w:pPr>
+      <w:rPr>
+        <w:rFonts w:ascii="Wingdings" w:hAnsi="Wingdings" w:hint="default"/>
+      </w:rPr>
+    </w:lvl>
+    <w:lvl w:ilvl="3" w:tplc="041D0001" w:tentative="1">
+      <w:start w:val="1"/>
+      <w:numFmt w:val="bullet"/>
+      <w:lvlText w:val=""/>
+      <w:lvlJc w:val="left"/>
+      <w:pPr>
+        <w:ind w:left="2880" w:hanging="360"/>
+      </w:pPr>
+      <w:rPr>
+        <w:rFonts w:ascii="Symbol" w:hAnsi="Symbol" w:hint="default"/>
+      </w:rPr>
+    </w:lvl>
+    <w:lvl w:ilvl="4" w:tplc="041D0003" w:tentative="1">
+      <w:start w:val="1"/>
+      <w:numFmt w:val="bullet"/>
+      <w:lvlText w:val="o"/>
+      <w:lvlJc w:val="left"/>
+      <w:pPr>
+        <w:ind w:left="3600" w:hanging="360"/>
+      </w:pPr>
+      <w:rPr>
+        <w:rFonts w:ascii="Courier New" w:hAnsi="Courier New" w:cs="Courier New" w:hint="default"/>
+      </w:rPr>
+    </w:lvl>
+    <w:lvl w:ilvl="5" w:tplc="041D0005" w:tentative="1">
+      <w:start w:val="1"/>
+      <w:numFmt w:val="bullet"/>
+      <w:lvlText w:val=""/>
+      <w:lvlJc w:val="left"/>
+      <w:pPr>
+        <w:ind w:left="4320" w:hanging="360"/>
+      </w:pPr>
+      <w:rPr>
+        <w:rFonts w:ascii="Wingdings" w:hAnsi="Wingdings" w:hint="default"/>
+      </w:rPr>
+    </w:lvl>
+    <w:lvl w:ilvl="6" w:tplc="041D0001" w:tentative="1">
+      <w:start w:val="1"/>
+      <w:numFmt w:val="bullet"/>
+      <w:lvlText w:val=""/>
+      <w:lvlJc w:val="left"/>
+      <w:pPr>
+        <w:ind w:left="5040" w:hanging="360"/>
+      </w:pPr>
+      <w:rPr>
+        <w:rFonts w:ascii="Symbol" w:hAnsi="Symbol" w:hint="default"/>
+      </w:rPr>
+    </w:lvl>
+    <w:lvl w:ilvl="7" w:tplc="041D0003" w:tentative="1">
+      <w:start w:val="1"/>
+      <w:numFmt w:val="bullet"/>
+      <w:lvlText w:val="o"/>
+      <w:lvlJc w:val="left"/>
+      <w:pPr>
+        <w:ind w:left="5760" w:hanging="360"/>
+      </w:pPr>
+      <w:rPr>
+        <w:rFonts w:ascii="Courier New" w:hAnsi="Courier New" w:cs="Courier New" w:hint="default"/>
+      </w:rPr>
+    </w:lvl>
+    <w:lvl w:ilvl="8" w:tplc="041D0005" w:tentative="1">
+      <w:start w:val="1"/>
+      <w:numFmt w:val="bullet"/>
+      <w:lvlText w:val=""/>
+      <w:lvlJc w:val="left"/>
+      <w:pPr>
+        <w:ind w:left="6480" w:hanging="360"/>
+      </w:pPr>
+      <w:rPr>
+        <w:rFonts w:ascii="Wingdings" w:hAnsi="Wingdings" w:hint="default"/>
+      </w:rPr>
+    </w:lvl>
+  </w:abstractNum>
+  <w:abstractNum w:abstractNumId="4" w15:restartNumberingAfterBreak="0">
+    <w:nsid w:val="5E663394"/>
+    <w:multiLevelType w:val="hybridMultilevel"/>
+    <w:tmpl w:val="8DB618AC"/>
+    <w:lvl w:ilvl="0" w:tplc="041D000F">
+      <w:start w:val="1"/>
+      <w:numFmt w:val="decimal"/>
+      <w:lvlText w:val="%1."/>
+      <w:lvlJc w:val="left"/>
+      <w:pPr>
+        <w:ind w:left="720" w:hanging="360"/>
+      </w:pPr>
+      <w:rPr>
+        <w:rFonts w:hint="default"/>
+      </w:rPr>
+    </w:lvl>
+    <w:lvl w:ilvl="1" w:tplc="041D0019" w:tentative="1">
+      <w:start w:val="1"/>
+      <w:numFmt w:val="lowerLetter"/>
+      <w:lvlText w:val="%2."/>
+      <w:lvlJc w:val="left"/>
+      <w:pPr>
+        <w:ind w:left="1440" w:hanging="360"/>
+      </w:pPr>
+    </w:lvl>
+    <w:lvl w:ilvl="2" w:tplc="041D001B" w:tentative="1">
+      <w:start w:val="1"/>
+      <w:numFmt w:val="lowerRoman"/>
+      <w:lvlText w:val="%3."/>
+      <w:lvlJc w:val="right"/>
+      <w:pPr>
+        <w:ind w:left="2160" w:hanging="180"/>
+      </w:pPr>
+    </w:lvl>
+    <w:lvl w:ilvl="3" w:tplc="041D000F" w:tentative="1">
+      <w:start w:val="1"/>
+      <w:numFmt w:val="decimal"/>
+      <w:lvlText w:val="%4."/>
+      <w:lvlJc w:val="left"/>
+      <w:pPr>
+        <w:ind w:left="2880" w:hanging="360"/>
+      </w:pPr>
+    </w:lvl>
+    <w:lvl w:ilvl="4" w:tplc="041D0019" w:tentative="1">
+      <w:start w:val="1"/>
+      <w:numFmt w:val="lowerLetter"/>
+      <w:lvlText w:val="%5."/>
+      <w:lvlJc w:val="left"/>
+      <w:pPr>
+        <w:ind w:left="3600" w:hanging="360"/>
+      </w:pPr>
+    </w:lvl>
+    <w:lvl w:ilvl="5" w:tplc="041D001B" w:tentative="1">
+      <w:start w:val="1"/>
+      <w:numFmt w:val="lowerRoman"/>
+      <w:lvlText w:val="%6."/>
+      <w:lvlJc w:val="right"/>
+      <w:pPr>
+        <w:ind w:left="4320" w:hanging="180"/>
+      </w:pPr>
+    </w:lvl>
+    <w:lvl w:ilvl="6" w:tplc="041D000F" w:tentative="1">
+      <w:start w:val="1"/>
+      <w:numFmt w:val="decimal"/>
+      <w:lvlText w:val="%7."/>
+      <w:lvlJc w:val="left"/>
+      <w:pPr>
+        <w:ind w:left="5040" w:hanging="360"/>
+      </w:pPr>
+    </w:lvl>
+    <w:lvl w:ilvl="7" w:tplc="041D0019" w:tentative="1">
+      <w:start w:val="1"/>
+      <w:numFmt w:val="lowerLetter"/>
+      <w:lvlText w:val="%8."/>
+      <w:lvlJc w:val="left"/>
+      <w:pPr>
+        <w:ind w:left="5760" w:hanging="360"/>
+      </w:pPr>
+    </w:lvl>
+    <w:lvl w:ilvl="8" w:tplc="041D001B" w:tentative="1">
+      <w:start w:val="1"/>
+      <w:numFmt w:val="lowerRoman"/>
+      <w:lvlText w:val="%9."/>
+      <w:lvlJc w:val="right"/>
+      <w:pPr>
+        <w:ind w:left="6480" w:hanging="180"/>
+      </w:pPr>
+    </w:lvl>
+  </w:abstractNum>
+  <w:abstractNum w:abstractNumId="5" w15:restartNumberingAfterBreak="0">
     <w:nsid w:val="61FC4411"/>
     <w:multiLevelType w:val="multilevel"/>
     <w:tmpl w:val="05749B0A"/>
@@ -2895,7 +3215,7 @@
       </w:pPr>
     </w:lvl>
   </w:abstractNum>
-  <w:abstractNum w:abstractNumId="4" w15:restartNumberingAfterBreak="0">
+  <w:abstractNum w:abstractNumId="6" w15:restartNumberingAfterBreak="0">
     <w:nsid w:val="6AF916D2"/>
     <w:multiLevelType w:val="multilevel"/>
     <w:tmpl w:val="5C76AC02"/>
@@ -2986,20 +3306,233 @@
       </w:pPr>
     </w:lvl>
   </w:abstractNum>
+  <w:abstractNum w:abstractNumId="7" w15:restartNumberingAfterBreak="0">
+    <w:nsid w:val="6D940647"/>
+    <w:multiLevelType w:val="hybridMultilevel"/>
+    <w:tmpl w:val="7B504128"/>
+    <w:lvl w:ilvl="0" w:tplc="2E2826B0">
+      <w:numFmt w:val="bullet"/>
+      <w:lvlText w:val="-"/>
+      <w:lvlJc w:val="left"/>
+      <w:pPr>
+        <w:ind w:left="720" w:hanging="360"/>
+      </w:pPr>
+      <w:rPr>
+        <w:rFonts w:ascii="Times New Roman" w:eastAsia="Times New Roman" w:hAnsi="Times New Roman" w:cs="Times New Roman" w:hint="default"/>
+      </w:rPr>
+    </w:lvl>
+    <w:lvl w:ilvl="1" w:tplc="041D0003" w:tentative="1">
+      <w:start w:val="1"/>
+      <w:numFmt w:val="bullet"/>
+      <w:lvlText w:val="o"/>
+      <w:lvlJc w:val="left"/>
+      <w:pPr>
+        <w:ind w:left="1440" w:hanging="360"/>
+      </w:pPr>
+      <w:rPr>
+        <w:rFonts w:ascii="Courier New" w:hAnsi="Courier New" w:cs="Courier New" w:hint="default"/>
+      </w:rPr>
+    </w:lvl>
+    <w:lvl w:ilvl="2" w:tplc="041D0005" w:tentative="1">
+      <w:start w:val="1"/>
+      <w:numFmt w:val="bullet"/>
+      <w:lvlText w:val=""/>
+      <w:lvlJc w:val="left"/>
+      <w:pPr>
+        <w:ind w:left="2160" w:hanging="360"/>
+      </w:pPr>
+      <w:rPr>
+        <w:rFonts w:ascii="Wingdings" w:hAnsi="Wingdings" w:hint="default"/>
+      </w:rPr>
+    </w:lvl>
+    <w:lvl w:ilvl="3" w:tplc="041D0001" w:tentative="1">
+      <w:start w:val="1"/>
+      <w:numFmt w:val="bullet"/>
+      <w:lvlText w:val=""/>
+      <w:lvlJc w:val="left"/>
+      <w:pPr>
+        <w:ind w:left="2880" w:hanging="360"/>
+      </w:pPr>
+      <w:rPr>
+        <w:rFonts w:ascii="Symbol" w:hAnsi="Symbol" w:hint="default"/>
+      </w:rPr>
+    </w:lvl>
+    <w:lvl w:ilvl="4" w:tplc="041D0003" w:tentative="1">
+      <w:start w:val="1"/>
+      <w:numFmt w:val="bullet"/>
+      <w:lvlText w:val="o"/>
+      <w:lvlJc w:val="left"/>
+      <w:pPr>
+        <w:ind w:left="3600" w:hanging="360"/>
+      </w:pPr>
+      <w:rPr>
+        <w:rFonts w:ascii="Courier New" w:hAnsi="Courier New" w:cs="Courier New" w:hint="default"/>
+      </w:rPr>
+    </w:lvl>
+    <w:lvl w:ilvl="5" w:tplc="041D0005" w:tentative="1">
+      <w:start w:val="1"/>
+      <w:numFmt w:val="bullet"/>
+      <w:lvlText w:val=""/>
+      <w:lvlJc w:val="left"/>
+      <w:pPr>
+        <w:ind w:left="4320" w:hanging="360"/>
+      </w:pPr>
+      <w:rPr>
+        <w:rFonts w:ascii="Wingdings" w:hAnsi="Wingdings" w:hint="default"/>
+      </w:rPr>
+    </w:lvl>
+    <w:lvl w:ilvl="6" w:tplc="041D0001" w:tentative="1">
+      <w:start w:val="1"/>
+      <w:numFmt w:val="bullet"/>
+      <w:lvlText w:val=""/>
+      <w:lvlJc w:val="left"/>
+      <w:pPr>
+        <w:ind w:left="5040" w:hanging="360"/>
+      </w:pPr>
+      <w:rPr>
+        <w:rFonts w:ascii="Symbol" w:hAnsi="Symbol" w:hint="default"/>
+      </w:rPr>
+    </w:lvl>
+    <w:lvl w:ilvl="7" w:tplc="041D0003" w:tentative="1">
+      <w:start w:val="1"/>
+      <w:numFmt w:val="bullet"/>
+      <w:lvlText w:val="o"/>
+      <w:lvlJc w:val="left"/>
+      <w:pPr>
+        <w:ind w:left="5760" w:hanging="360"/>
+      </w:pPr>
+      <w:rPr>
+        <w:rFonts w:ascii="Courier New" w:hAnsi="Courier New" w:cs="Courier New" w:hint="default"/>
+      </w:rPr>
+    </w:lvl>
+    <w:lvl w:ilvl="8" w:tplc="041D0005" w:tentative="1">
+      <w:start w:val="1"/>
+      <w:numFmt w:val="bullet"/>
+      <w:lvlText w:val=""/>
+      <w:lvlJc w:val="left"/>
+      <w:pPr>
+        <w:ind w:left="6480" w:hanging="360"/>
+      </w:pPr>
+      <w:rPr>
+        <w:rFonts w:ascii="Wingdings" w:hAnsi="Wingdings" w:hint="default"/>
+      </w:rPr>
+    </w:lvl>
+  </w:abstractNum>
+  <w:abstractNum w:abstractNumId="8" w15:restartNumberingAfterBreak="0">
+    <w:nsid w:val="75DC48E1"/>
+    <w:multiLevelType w:val="hybridMultilevel"/>
+    <w:tmpl w:val="8506C93C"/>
+    <w:lvl w:ilvl="0" w:tplc="041D000F">
+      <w:start w:val="1"/>
+      <w:numFmt w:val="decimal"/>
+      <w:lvlText w:val="%1."/>
+      <w:lvlJc w:val="left"/>
+      <w:pPr>
+        <w:ind w:left="720" w:hanging="360"/>
+      </w:pPr>
+      <w:rPr>
+        <w:rFonts w:hint="default"/>
+      </w:rPr>
+    </w:lvl>
+    <w:lvl w:ilvl="1" w:tplc="041D0019" w:tentative="1">
+      <w:start w:val="1"/>
+      <w:numFmt w:val="lowerLetter"/>
+      <w:lvlText w:val="%2."/>
+      <w:lvlJc w:val="left"/>
+      <w:pPr>
+        <w:ind w:left="1440" w:hanging="360"/>
+      </w:pPr>
+    </w:lvl>
+    <w:lvl w:ilvl="2" w:tplc="041D001B" w:tentative="1">
+      <w:start w:val="1"/>
+      <w:numFmt w:val="lowerRoman"/>
+      <w:lvlText w:val="%3."/>
+      <w:lvlJc w:val="right"/>
+      <w:pPr>
+        <w:ind w:left="2160" w:hanging="180"/>
+      </w:pPr>
+    </w:lvl>
+    <w:lvl w:ilvl="3" w:tplc="041D000F" w:tentative="1">
+      <w:start w:val="1"/>
+      <w:numFmt w:val="decimal"/>
+      <w:lvlText w:val="%4."/>
+      <w:lvlJc w:val="left"/>
+      <w:pPr>
+        <w:ind w:left="2880" w:hanging="360"/>
+      </w:pPr>
+    </w:lvl>
+    <w:lvl w:ilvl="4" w:tplc="041D0019" w:tentative="1">
+      <w:start w:val="1"/>
+      <w:numFmt w:val="lowerLetter"/>
+      <w:lvlText w:val="%5."/>
+      <w:lvlJc w:val="left"/>
+      <w:pPr>
+        <w:ind w:left="3600" w:hanging="360"/>
+      </w:pPr>
+    </w:lvl>
+    <w:lvl w:ilvl="5" w:tplc="041D001B" w:tentative="1">
+      <w:start w:val="1"/>
+      <w:numFmt w:val="lowerRoman"/>
+      <w:lvlText w:val="%6."/>
+      <w:lvlJc w:val="right"/>
+      <w:pPr>
+        <w:ind w:left="4320" w:hanging="180"/>
+      </w:pPr>
+    </w:lvl>
+    <w:lvl w:ilvl="6" w:tplc="041D000F" w:tentative="1">
+      <w:start w:val="1"/>
+      <w:numFmt w:val="decimal"/>
+      <w:lvlText w:val="%7."/>
+      <w:lvlJc w:val="left"/>
+      <w:pPr>
+        <w:ind w:left="5040" w:hanging="360"/>
+      </w:pPr>
+    </w:lvl>
+    <w:lvl w:ilvl="7" w:tplc="041D0019" w:tentative="1">
+      <w:start w:val="1"/>
+      <w:numFmt w:val="lowerLetter"/>
+      <w:lvlText w:val="%8."/>
+      <w:lvlJc w:val="left"/>
+      <w:pPr>
+        <w:ind w:left="5760" w:hanging="360"/>
+      </w:pPr>
+    </w:lvl>
+    <w:lvl w:ilvl="8" w:tplc="041D001B" w:tentative="1">
+      <w:start w:val="1"/>
+      <w:numFmt w:val="lowerRoman"/>
+      <w:lvlText w:val="%9."/>
+      <w:lvlJc w:val="right"/>
+      <w:pPr>
+        <w:ind w:left="6480" w:hanging="180"/>
+      </w:pPr>
+    </w:lvl>
+  </w:abstractNum>
   <w:num w:numId="1" w16cid:durableId="1506627758">
     <w:abstractNumId w:val="1"/>
   </w:num>
   <w:num w:numId="2" w16cid:durableId="1302463357">
-    <w:abstractNumId w:val="3"/>
+    <w:abstractNumId w:val="5"/>
   </w:num>
   <w:num w:numId="3" w16cid:durableId="1705716422">
-    <w:abstractNumId w:val="4"/>
+    <w:abstractNumId w:val="6"/>
   </w:num>
   <w:num w:numId="4" w16cid:durableId="1021973694">
     <w:abstractNumId w:val="2"/>
   </w:num>
   <w:num w:numId="5" w16cid:durableId="1694960968">
     <w:abstractNumId w:val="0"/>
+  </w:num>
+  <w:num w:numId="6" w16cid:durableId="1447888719">
+    <w:abstractNumId w:val="7"/>
+  </w:num>
+  <w:num w:numId="7" w16cid:durableId="1221211135">
+    <w:abstractNumId w:val="3"/>
+  </w:num>
+  <w:num w:numId="8" w16cid:durableId="556668076">
+    <w:abstractNumId w:val="4"/>
+  </w:num>
+  <w:num w:numId="9" w16cid:durableId="1880968428">
+    <w:abstractNumId w:val="8"/>
   </w:num>
 </w:numbering>
 </file>
@@ -3580,6 +4113,7 @@
   <w:style w:type="character" w:default="1" w:styleId="Standardstycketeckensnitt">
     <w:name w:val="Default Paragraph Font"/>
     <w:uiPriority w:val="1"/>
+    <w:semiHidden/>
     <w:unhideWhenUsed/>
   </w:style>
   <w:style w:type="table" w:default="1" w:styleId="Normaltabell">
